--- a/file/Heng_Quan_CV.docx
+++ b/file/Heng_Quan_CV.docx
@@ -1081,115 +1081,6 @@
         <w:spacing w:after="0" w:line="240" w:lineRule="auto"/>
         <w:rPr>
           <w:rFonts w:ascii="Palatino Linotype" w:hAnsi="Palatino Linotype" w:cs="Palatino Linotype"/>
-          <w:b/>
-          <w:bCs/>
-          <w:sz w:val="21"/>
-          <w:szCs w:val="21"/>
-        </w:rPr>
-      </w:pPr>
-      <w:r>
-        <w:rPr>
-          <w:rFonts w:ascii="Palatino Linotype" w:hAnsi="Palatino Linotype" w:cs="Palatino Linotype"/>
-          <w:b/>
-          <w:bCs/>
-          <w:sz w:val="21"/>
-          <w:szCs w:val="21"/>
-        </w:rPr>
-        <w:t>Quan, H.</w:t>
-      </w:r>
-      <w:r>
-        <w:rPr>
-          <w:rFonts w:ascii="Palatino Linotype" w:hAnsi="Palatino Linotype" w:cs="Palatino Linotype"/>
-          <w:sz w:val="21"/>
-          <w:szCs w:val="21"/>
-        </w:rPr>
-        <w:t>,</w:t>
-      </w:r>
-      <w:r>
-        <w:rPr>
-          <w:rFonts w:ascii="Palatino Linotype" w:hAnsi="Palatino Linotype" w:cs="Palatino Linotype" w:hint="eastAsia"/>
-          <w:sz w:val="21"/>
-          <w:szCs w:val="21"/>
-        </w:rPr>
-        <w:t xml:space="preserve"> Zhang, Y.,</w:t>
-      </w:r>
-      <w:r>
-        <w:rPr>
-          <w:rFonts w:ascii="Palatino Linotype" w:hAnsi="Palatino Linotype" w:cs="Palatino Linotype"/>
-          <w:sz w:val="21"/>
-          <w:szCs w:val="21"/>
-        </w:rPr>
-        <w:t xml:space="preserve"> Dagan, G.,</w:t>
-      </w:r>
-      <w:r>
-        <w:rPr>
-          <w:rFonts w:ascii="Palatino Linotype" w:hAnsi="Palatino Linotype" w:cs="Palatino Linotype" w:hint="eastAsia"/>
-          <w:sz w:val="21"/>
-          <w:szCs w:val="21"/>
-        </w:rPr>
-        <w:t xml:space="preserve"> &amp;</w:t>
-      </w:r>
-      <w:r>
-        <w:rPr>
-          <w:rFonts w:ascii="Palatino Linotype" w:hAnsi="Palatino Linotype" w:cs="Palatino Linotype"/>
-          <w:sz w:val="21"/>
-          <w:szCs w:val="21"/>
-        </w:rPr>
-        <w:t xml:space="preserve"> </w:t>
-      </w:r>
-      <w:proofErr w:type="spellStart"/>
-      <w:r>
-        <w:rPr>
-          <w:rFonts w:ascii="Palatino Linotype" w:hAnsi="Palatino Linotype" w:cs="Palatino Linotype"/>
-          <w:sz w:val="21"/>
-          <w:szCs w:val="21"/>
-        </w:rPr>
-        <w:t>Fueglistaler</w:t>
-      </w:r>
-      <w:proofErr w:type="spellEnd"/>
-      <w:r>
-        <w:rPr>
-          <w:rFonts w:ascii="Palatino Linotype" w:hAnsi="Palatino Linotype" w:cs="Palatino Linotype"/>
-          <w:sz w:val="21"/>
-          <w:szCs w:val="21"/>
-        </w:rPr>
-        <w:t>, S.</w:t>
-      </w:r>
-      <w:r>
-        <w:rPr>
-          <w:rFonts w:ascii="Palatino Linotype" w:hAnsi="Palatino Linotype" w:cs="Palatino Linotype" w:hint="eastAsia"/>
-          <w:sz w:val="21"/>
-          <w:szCs w:val="21"/>
-        </w:rPr>
-        <w:t xml:space="preserve"> </w:t>
-      </w:r>
-      <w:r>
-        <w:rPr>
-          <w:rFonts w:ascii="Palatino Linotype" w:hAnsi="Palatino Linotype" w:cs="Palatino Linotype"/>
-          <w:sz w:val="21"/>
-          <w:szCs w:val="21"/>
-        </w:rPr>
-        <w:t>Transition to double-cell mock Walker circulations with surface warming explained by periodic convection</w:t>
-      </w:r>
-      <w:r>
-        <w:rPr>
-          <w:rFonts w:ascii="Palatino Linotype" w:hAnsi="Palatino Linotype" w:cs="Palatino Linotype" w:hint="eastAsia"/>
-          <w:sz w:val="21"/>
-          <w:szCs w:val="21"/>
-        </w:rPr>
-        <w:t>. (under review)</w:t>
-      </w:r>
-    </w:p>
-    <w:p>
-      <w:pPr>
-        <w:pStyle w:val="ListParagraph"/>
-        <w:numPr>
-          <w:ilvl w:val="0"/>
-          <w:numId w:val="13"/>
-        </w:numPr>
-        <w:spacing w:after="0" w:line="240" w:lineRule="auto"/>
-        <w:rPr>
-          <w:rFonts w:ascii="Palatino Linotype" w:hAnsi="Palatino Linotype" w:cs="Palatino Linotype"/>
           <w:sz w:val="21"/>
           <w:szCs w:val="21"/>
         </w:rPr>
@@ -1516,6 +1407,8 @@
         <w:spacing w:after="0" w:line="240" w:lineRule="auto"/>
         <w:rPr>
           <w:rFonts w:ascii="Palatino Linotype" w:hAnsi="Palatino Linotype" w:cs="Palatino Linotype"/>
+          <w:b/>
+          <w:bCs/>
           <w:sz w:val="21"/>
           <w:szCs w:val="21"/>
         </w:rPr>
@@ -1544,7 +1437,23 @@
           <w:sz w:val="21"/>
           <w:szCs w:val="21"/>
         </w:rPr>
-        <w:t xml:space="preserve"> Zhang, Y., &amp;</w:t>
+        <w:t xml:space="preserve"> Zhang, Y.,</w:t>
+      </w:r>
+      <w:r>
+        <w:rPr>
+          <w:rFonts w:ascii="Palatino Linotype" w:hAnsi="Palatino Linotype" w:cs="Palatino Linotype"/>
+          <w:sz w:val="21"/>
+          <w:szCs w:val="21"/>
+        </w:rPr>
+        <w:t xml:space="preserve"> Dagan, G.,</w:t>
+      </w:r>
+      <w:r>
+        <w:rPr>
+          <w:rFonts w:ascii="Palatino Linotype" w:hAnsi="Palatino Linotype" w:cs="Palatino Linotype" w:hint="eastAsia"/>
+          <w:sz w:val="21"/>
+          <w:szCs w:val="21"/>
+        </w:rPr>
+        <w:t xml:space="preserve"> &amp;</w:t>
       </w:r>
       <w:r>
         <w:rPr>
@@ -1578,14 +1487,6 @@
           <w:sz w:val="21"/>
           <w:szCs w:val="21"/>
         </w:rPr>
-        <w:t xml:space="preserve"> (2025).</w:t>
-      </w:r>
-      <w:r>
-        <w:rPr>
-          <w:rFonts w:ascii="Palatino Linotype" w:hAnsi="Palatino Linotype" w:cs="Palatino Linotype"/>
-          <w:sz w:val="21"/>
-          <w:szCs w:val="21"/>
-        </w:rPr>
         <w:t xml:space="preserve"> </w:t>
       </w:r>
       <w:r>
@@ -1594,11 +1495,19 @@
           <w:sz w:val="21"/>
           <w:szCs w:val="21"/>
         </w:rPr>
-        <w:t>Weakening of tropical free tropospheric temperature gradients with global warming</w:t>
-      </w:r>
-      <w:r>
-        <w:rPr>
-          <w:rFonts w:ascii="Palatino Linotype" w:hAnsi="Palatino Linotype" w:cs="Palatino Linotype"/>
+        <w:t xml:space="preserve">(2026). </w:t>
+      </w:r>
+      <w:r>
+        <w:rPr>
+          <w:rFonts w:ascii="Palatino Linotype" w:hAnsi="Palatino Linotype" w:cs="Palatino Linotype"/>
+          <w:sz w:val="21"/>
+          <w:szCs w:val="21"/>
+        </w:rPr>
+        <w:t>Transition to double-cell mock Walker circulations with surface warming explained by periodic convection</w:t>
+      </w:r>
+      <w:r>
+        <w:rPr>
+          <w:rFonts w:ascii="Palatino Linotype" w:hAnsi="Palatino Linotype" w:cs="Palatino Linotype" w:hint="eastAsia"/>
           <w:sz w:val="21"/>
           <w:szCs w:val="21"/>
         </w:rPr>
@@ -1612,13 +1521,11 @@
           <w:sz w:val="21"/>
           <w:szCs w:val="21"/>
         </w:rPr>
-        <w:t>Journal of the Atmospheric Sciences</w:t>
-      </w:r>
-      <w:r>
-        <w:rPr>
-          <w:rFonts w:ascii="Palatino Linotype" w:hAnsi="Palatino Linotype" w:cs="Palatino Linotype" w:hint="eastAsia"/>
-          <w:i/>
-          <w:iCs/>
+        <w:t>Geophysical Research Letters</w:t>
+      </w:r>
+      <w:r>
+        <w:rPr>
+          <w:rFonts w:ascii="Palatino Linotype" w:hAnsi="Palatino Linotype" w:cs="Palatino Linotype"/>
           <w:sz w:val="21"/>
           <w:szCs w:val="21"/>
         </w:rPr>
@@ -1626,43 +1533,11 @@
       </w:r>
       <w:r>
         <w:rPr>
-          <w:rFonts w:ascii="Palatino Linotype" w:hAnsi="Palatino Linotype" w:cs="Palatino Linotype" w:hint="eastAsia"/>
-          <w:sz w:val="21"/>
-          <w:szCs w:val="21"/>
-        </w:rPr>
-        <w:t xml:space="preserve"> 82</w:t>
-      </w:r>
-      <w:r>
-        <w:rPr>
-          <w:rFonts w:ascii="Palatino Linotype" w:hAnsi="Palatino Linotype" w:cs="Palatino Linotype"/>
-          <w:sz w:val="21"/>
-          <w:szCs w:val="21"/>
-        </w:rPr>
-        <w:t xml:space="preserve">(1): </w:t>
-      </w:r>
-      <w:r>
-        <w:rPr>
-          <w:rFonts w:ascii="Palatino Linotype" w:hAnsi="Palatino Linotype" w:cs="Palatino Linotype" w:hint="eastAsia"/>
-          <w:sz w:val="21"/>
-          <w:szCs w:val="21"/>
-        </w:rPr>
-        <w:t>31</w:t>
-      </w:r>
-      <w:r>
-        <w:rPr>
-          <w:rFonts w:ascii="Palatino Linotype" w:hAnsi="Palatino Linotype" w:cs="Palatino Linotype"/>
-          <w:sz w:val="21"/>
-          <w:szCs w:val="21"/>
-        </w:rPr>
-        <w:t>-</w:t>
-      </w:r>
-      <w:r>
-        <w:rPr>
-          <w:rFonts w:ascii="Palatino Linotype" w:hAnsi="Palatino Linotype" w:cs="Palatino Linotype" w:hint="eastAsia"/>
-          <w:sz w:val="21"/>
-          <w:szCs w:val="21"/>
-        </w:rPr>
-        <w:t>43</w:t>
+          <w:rFonts w:ascii="Palatino Linotype" w:hAnsi="Palatino Linotype" w:cs="Palatino Linotype"/>
+          <w:sz w:val="21"/>
+          <w:szCs w:val="21"/>
+        </w:rPr>
+        <w:t xml:space="preserve"> in press</w:t>
       </w:r>
       <w:r>
         <w:rPr>
@@ -1703,7 +1578,23 @@
           <w:sz w:val="21"/>
           <w:szCs w:val="21"/>
         </w:rPr>
-        <w:t xml:space="preserve">, </w:t>
+        <w:t>,</w:t>
+      </w:r>
+      <w:r>
+        <w:rPr>
+          <w:rFonts w:ascii="Palatino Linotype" w:hAnsi="Palatino Linotype" w:cs="Palatino Linotype" w:hint="eastAsia"/>
+          <w:sz w:val="21"/>
+          <w:szCs w:val="21"/>
+        </w:rPr>
+        <w:t xml:space="preserve"> Zhang, Y., &amp;</w:t>
+      </w:r>
+      <w:r>
+        <w:rPr>
+          <w:rFonts w:ascii="Palatino Linotype" w:hAnsi="Palatino Linotype" w:cs="Palatino Linotype"/>
+          <w:sz w:val="21"/>
+          <w:szCs w:val="21"/>
+        </w:rPr>
+        <w:t xml:space="preserve"> </w:t>
       </w:r>
       <w:proofErr w:type="spellStart"/>
       <w:r>
@@ -1721,47 +1612,39 @@
           <w:sz w:val="21"/>
           <w:szCs w:val="21"/>
         </w:rPr>
-        <w:t>, S., Zhang, B., &amp; Wang, C.</w:t>
-      </w:r>
-      <w:r>
-        <w:rPr>
-          <w:rFonts w:ascii="Palatino Linotype" w:hAnsi="Palatino Linotype" w:cs="Palatino Linotype"/>
-          <w:sz w:val="21"/>
-          <w:szCs w:val="21"/>
-        </w:rPr>
-        <w:t xml:space="preserve"> (2025)</w:t>
-      </w:r>
-      <w:r>
-        <w:rPr>
-          <w:rFonts w:ascii="Palatino Linotype" w:hAnsi="Palatino Linotype" w:cs="Palatino Linotype"/>
-          <w:sz w:val="21"/>
-          <w:szCs w:val="21"/>
-        </w:rPr>
-        <w:t>.</w:t>
-      </w:r>
-      <w:r>
-        <w:rPr>
-          <w:rFonts w:ascii="Palatino Linotype" w:hAnsi="Palatino Linotype" w:cs="Palatino Linotype"/>
-          <w:sz w:val="21"/>
-          <w:szCs w:val="21"/>
-        </w:rPr>
-        <w:t xml:space="preserve"> The Sea Surface Temperature Pattern Effect on Outgoing Longwave Radiation: </w:t>
-      </w:r>
-      <w:r>
-        <w:rPr>
-          <w:rFonts w:ascii="Palatino Linotype" w:hAnsi="Palatino Linotype" w:cs="Palatino Linotype"/>
-          <w:sz w:val="21"/>
-          <w:szCs w:val="21"/>
-        </w:rPr>
-        <w:t>T</w:t>
-      </w:r>
-      <w:r>
-        <w:rPr>
-          <w:rFonts w:ascii="Palatino Linotype" w:hAnsi="Palatino Linotype" w:cs="Palatino Linotype"/>
-          <w:sz w:val="21"/>
-          <w:szCs w:val="21"/>
-        </w:rPr>
-        <w:t xml:space="preserve">he Role of Large-scale Convective Aggregation. </w:t>
+        <w:t>, S.</w:t>
+      </w:r>
+      <w:r>
+        <w:rPr>
+          <w:rFonts w:ascii="Palatino Linotype" w:hAnsi="Palatino Linotype" w:cs="Palatino Linotype" w:hint="eastAsia"/>
+          <w:sz w:val="21"/>
+          <w:szCs w:val="21"/>
+        </w:rPr>
+        <w:t xml:space="preserve"> (2025).</w:t>
+      </w:r>
+      <w:r>
+        <w:rPr>
+          <w:rFonts w:ascii="Palatino Linotype" w:hAnsi="Palatino Linotype" w:cs="Palatino Linotype"/>
+          <w:sz w:val="21"/>
+          <w:szCs w:val="21"/>
+        </w:rPr>
+        <w:t xml:space="preserve"> </w:t>
+      </w:r>
+      <w:r>
+        <w:rPr>
+          <w:rFonts w:ascii="Palatino Linotype" w:hAnsi="Palatino Linotype" w:cs="Palatino Linotype"/>
+          <w:sz w:val="21"/>
+          <w:szCs w:val="21"/>
+        </w:rPr>
+        <w:t>Weakening of tropical free tropospheric temperature gradients with global warming</w:t>
+      </w:r>
+      <w:r>
+        <w:rPr>
+          <w:rFonts w:ascii="Palatino Linotype" w:hAnsi="Palatino Linotype" w:cs="Palatino Linotype"/>
+          <w:sz w:val="21"/>
+          <w:szCs w:val="21"/>
+        </w:rPr>
+        <w:t xml:space="preserve">. </w:t>
       </w:r>
       <w:r>
         <w:rPr>
@@ -1771,15 +1654,57 @@
           <w:sz w:val="21"/>
           <w:szCs w:val="21"/>
         </w:rPr>
-        <w:t>Geophysical Research Letters</w:t>
-      </w:r>
-      <w:r>
-        <w:rPr>
-          <w:rFonts w:ascii="Palatino Linotype" w:hAnsi="Palatino Linotype" w:cs="Palatino Linotype"/>
-          <w:sz w:val="21"/>
-          <w:szCs w:val="21"/>
-        </w:rPr>
-        <w:t>, 52(11)</w:t>
+        <w:t>Journal of the Atmospheric Sciences</w:t>
+      </w:r>
+      <w:r>
+        <w:rPr>
+          <w:rFonts w:ascii="Palatino Linotype" w:hAnsi="Palatino Linotype" w:cs="Palatino Linotype" w:hint="eastAsia"/>
+          <w:i/>
+          <w:iCs/>
+          <w:sz w:val="21"/>
+          <w:szCs w:val="21"/>
+        </w:rPr>
+        <w:t>,</w:t>
+      </w:r>
+      <w:r>
+        <w:rPr>
+          <w:rFonts w:ascii="Palatino Linotype" w:hAnsi="Palatino Linotype" w:cs="Palatino Linotype" w:hint="eastAsia"/>
+          <w:sz w:val="21"/>
+          <w:szCs w:val="21"/>
+        </w:rPr>
+        <w:t xml:space="preserve"> 82</w:t>
+      </w:r>
+      <w:r>
+        <w:rPr>
+          <w:rFonts w:ascii="Palatino Linotype" w:hAnsi="Palatino Linotype" w:cs="Palatino Linotype"/>
+          <w:sz w:val="21"/>
+          <w:szCs w:val="21"/>
+        </w:rPr>
+        <w:t xml:space="preserve">(1): </w:t>
+      </w:r>
+      <w:r>
+        <w:rPr>
+          <w:rFonts w:ascii="Palatino Linotype" w:hAnsi="Palatino Linotype" w:cs="Palatino Linotype" w:hint="eastAsia"/>
+          <w:sz w:val="21"/>
+          <w:szCs w:val="21"/>
+        </w:rPr>
+        <w:t>31</w:t>
+      </w:r>
+      <w:r>
+        <w:rPr>
+          <w:rFonts w:ascii="Palatino Linotype" w:hAnsi="Palatino Linotype" w:cs="Palatino Linotype"/>
+          <w:sz w:val="21"/>
+          <w:szCs w:val="21"/>
+        </w:rPr>
+        <w:t>-</w:t>
+      </w:r>
+      <w:r>
+        <w:rPr>
+          <w:rFonts w:ascii="Palatino Linotype" w:hAnsi="Palatino Linotype" w:cs="Palatino Linotype" w:hint="eastAsia"/>
+          <w:sz w:val="21"/>
+          <w:szCs w:val="21"/>
+        </w:rPr>
+        <w:t>43</w:t>
       </w:r>
       <w:r>
         <w:rPr>
@@ -1820,23 +1745,33 @@
           <w:sz w:val="21"/>
           <w:szCs w:val="21"/>
         </w:rPr>
-        <w:t>, Koll, D., Lutsko, N., &amp; Yuval, J.</w:t>
-      </w:r>
-      <w:r>
-        <w:rPr>
-          <w:rFonts w:ascii="Palatino Linotype" w:hAnsi="Palatino Linotype" w:cs="Palatino Linotype"/>
-          <w:sz w:val="21"/>
-          <w:szCs w:val="21"/>
-        </w:rPr>
-        <w:t xml:space="preserve"> (2025).</w:t>
-      </w:r>
-      <w:r>
-        <w:rPr>
-          <w:rFonts w:ascii="Palatino Linotype" w:hAnsi="Palatino Linotype" w:cs="Palatino Linotype"/>
-          <w:sz w:val="21"/>
-          <w:szCs w:val="21"/>
-        </w:rPr>
-        <w:t xml:space="preserve"> Optimal Solar Geoengineering Strategies Based on Reinforcement Learning</w:t>
+        <w:t xml:space="preserve">, </w:t>
+      </w:r>
+      <w:proofErr w:type="spellStart"/>
+      <w:r>
+        <w:rPr>
+          <w:rFonts w:ascii="Palatino Linotype" w:hAnsi="Palatino Linotype" w:cs="Palatino Linotype"/>
+          <w:sz w:val="21"/>
+          <w:szCs w:val="21"/>
+        </w:rPr>
+        <w:t>Fueglistaler</w:t>
+      </w:r>
+      <w:proofErr w:type="spellEnd"/>
+      <w:r>
+        <w:rPr>
+          <w:rFonts w:ascii="Palatino Linotype" w:hAnsi="Palatino Linotype" w:cs="Palatino Linotype"/>
+          <w:sz w:val="21"/>
+          <w:szCs w:val="21"/>
+        </w:rPr>
+        <w:t>, S., Zhang, B., &amp; Wang, C.</w:t>
+      </w:r>
+      <w:r>
+        <w:rPr>
+          <w:rFonts w:ascii="Palatino Linotype" w:hAnsi="Palatino Linotype" w:cs="Palatino Linotype"/>
+          <w:sz w:val="21"/>
+          <w:szCs w:val="21"/>
+        </w:rPr>
+        <w:t xml:space="preserve"> (2025)</w:t>
       </w:r>
       <w:r>
         <w:rPr>
@@ -1852,7 +1787,23 @@
           <w:sz w:val="21"/>
           <w:szCs w:val="21"/>
         </w:rPr>
-        <w:t xml:space="preserve"> </w:t>
+        <w:t xml:space="preserve"> The Sea Surface Temperature Pattern Effect on Outgoing Longwave Radiation: </w:t>
+      </w:r>
+      <w:r>
+        <w:rPr>
+          <w:rFonts w:ascii="Palatino Linotype" w:hAnsi="Palatino Linotype" w:cs="Palatino Linotype"/>
+          <w:sz w:val="21"/>
+          <w:szCs w:val="21"/>
+        </w:rPr>
+        <w:t>T</w:t>
+      </w:r>
+      <w:r>
+        <w:rPr>
+          <w:rFonts w:ascii="Palatino Linotype" w:hAnsi="Palatino Linotype" w:cs="Palatino Linotype"/>
+          <w:sz w:val="21"/>
+          <w:szCs w:val="21"/>
+        </w:rPr>
+        <w:t xml:space="preserve">he Role of Large-scale Convective Aggregation. </w:t>
       </w:r>
       <w:r>
         <w:rPr>
@@ -1862,15 +1813,23 @@
           <w:sz w:val="21"/>
           <w:szCs w:val="21"/>
         </w:rPr>
-        <w:t>Journal of Geophysical Research: Atmospheres</w:t>
-      </w:r>
-      <w:r>
-        <w:rPr>
-          <w:rFonts w:ascii="Palatino Linotype" w:hAnsi="Palatino Linotype" w:cs="Palatino Linotype"/>
-          <w:sz w:val="21"/>
-          <w:szCs w:val="21"/>
-        </w:rPr>
-        <w:t>, 130(23).</w:t>
+        <w:t>Geophysical Research Letters</w:t>
+      </w:r>
+      <w:r>
+        <w:rPr>
+          <w:rFonts w:ascii="Palatino Linotype" w:hAnsi="Palatino Linotype" w:cs="Palatino Linotype"/>
+          <w:sz w:val="21"/>
+          <w:szCs w:val="21"/>
+        </w:rPr>
+        <w:t>, 52(11)</w:t>
+      </w:r>
+      <w:r>
+        <w:rPr>
+          <w:rFonts w:ascii="Palatino Linotype" w:hAnsi="Palatino Linotype" w:cs="Palatino Linotype"/>
+          <w:sz w:val="21"/>
+          <w:szCs w:val="21"/>
+        </w:rPr>
+        <w:t>.</w:t>
       </w:r>
     </w:p>
     <w:p>
@@ -1903,41 +1862,31 @@
           <w:sz w:val="21"/>
           <w:szCs w:val="21"/>
         </w:rPr>
-        <w:t xml:space="preserve">, </w:t>
-      </w:r>
-      <w:proofErr w:type="spellStart"/>
-      <w:r>
-        <w:rPr>
-          <w:rFonts w:ascii="Palatino Linotype" w:hAnsi="Palatino Linotype" w:cs="Palatino Linotype"/>
-          <w:sz w:val="21"/>
-          <w:szCs w:val="21"/>
-        </w:rPr>
-        <w:t>Fueglistaler</w:t>
-      </w:r>
-      <w:proofErr w:type="spellEnd"/>
-      <w:r>
-        <w:rPr>
-          <w:rFonts w:ascii="Palatino Linotype" w:hAnsi="Palatino Linotype" w:cs="Palatino Linotype"/>
-          <w:sz w:val="21"/>
-          <w:szCs w:val="21"/>
-        </w:rPr>
-        <w:t>, S., Zhang, B., &amp; Wang, C.</w:t>
-      </w:r>
-      <w:r>
-        <w:rPr>
-          <w:rFonts w:ascii="Palatino Linotype" w:hAnsi="Palatino Linotype" w:cs="Palatino Linotype"/>
-          <w:sz w:val="21"/>
-          <w:szCs w:val="21"/>
-        </w:rPr>
-        <w:t xml:space="preserve"> (2024).</w:t>
-      </w:r>
-      <w:r>
-        <w:rPr>
-          <w:rFonts w:ascii="Palatino Linotype" w:hAnsi="Palatino Linotype" w:cs="Palatino Linotype"/>
-          <w:sz w:val="21"/>
-          <w:szCs w:val="21"/>
-        </w:rPr>
-        <w:t xml:space="preserve"> Non-linear radiative response to patterned global warming due to convection aggregation and non-linear tropical dynamics.</w:t>
+        <w:t>, Koll, D., Lutsko, N., &amp; Yuval, J.</w:t>
+      </w:r>
+      <w:r>
+        <w:rPr>
+          <w:rFonts w:ascii="Palatino Linotype" w:hAnsi="Palatino Linotype" w:cs="Palatino Linotype"/>
+          <w:sz w:val="21"/>
+          <w:szCs w:val="21"/>
+        </w:rPr>
+        <w:t xml:space="preserve"> (2025).</w:t>
+      </w:r>
+      <w:r>
+        <w:rPr>
+          <w:rFonts w:ascii="Palatino Linotype" w:hAnsi="Palatino Linotype" w:cs="Palatino Linotype"/>
+          <w:sz w:val="21"/>
+          <w:szCs w:val="21"/>
+        </w:rPr>
+        <w:t xml:space="preserve"> Optimal Solar Geoengineering Strategies Based on Reinforcement Learning</w:t>
+      </w:r>
+      <w:r>
+        <w:rPr>
+          <w:rFonts w:ascii="Palatino Linotype" w:hAnsi="Palatino Linotype" w:cs="Palatino Linotype"/>
+          <w:sz w:val="21"/>
+          <w:szCs w:val="21"/>
+        </w:rPr>
+        <w:t>.</w:t>
       </w:r>
       <w:r>
         <w:rPr>
@@ -1955,33 +1904,15 @@
           <w:sz w:val="21"/>
           <w:szCs w:val="21"/>
         </w:rPr>
-        <w:t>Journal of Climate</w:t>
-      </w:r>
-      <w:r>
-        <w:rPr>
-          <w:rFonts w:ascii="Palatino Linotype" w:hAnsi="Palatino Linotype" w:cs="Palatino Linotype"/>
-          <w:i/>
-          <w:iCs/>
-          <w:sz w:val="21"/>
-          <w:szCs w:val="21"/>
-        </w:rPr>
-        <w:t xml:space="preserve">, </w:t>
-      </w:r>
-      <w:r>
-        <w:rPr>
-          <w:rFonts w:ascii="Palatino Linotype" w:hAnsi="Palatino Linotype" w:cs="Palatino Linotype"/>
-          <w:sz w:val="21"/>
-          <w:szCs w:val="21"/>
-        </w:rPr>
-        <w:t>37(21): 5675-5686</w:t>
-      </w:r>
-      <w:r>
-        <w:rPr>
-          <w:rFonts w:ascii="Palatino Linotype" w:hAnsi="Palatino Linotype" w:cs="Palatino Linotype"/>
-          <w:sz w:val="21"/>
-          <w:szCs w:val="21"/>
-        </w:rPr>
-        <w:t>.</w:t>
+        <w:t>Journal of Geophysical Research: Atmospheres</w:t>
+      </w:r>
+      <w:r>
+        <w:rPr>
+          <w:rFonts w:ascii="Palatino Linotype" w:hAnsi="Palatino Linotype" w:cs="Palatino Linotype"/>
+          <w:sz w:val="21"/>
+          <w:szCs w:val="21"/>
+        </w:rPr>
+        <w:t>, 130(23).</w:t>
       </w:r>
     </w:p>
     <w:p>
@@ -2014,7 +1945,49 @@
           <w:sz w:val="21"/>
           <w:szCs w:val="21"/>
         </w:rPr>
-        <w:t xml:space="preserve">, Zhang, B., Bourguet, S., Linz, M., &amp; Chen, G. (2023). How Do Different Processes Shape Temperature Probability Distributions? A Percentile-averaged Temperature Tendency Decomposition. </w:t>
+        <w:t xml:space="preserve">, </w:t>
+      </w:r>
+      <w:proofErr w:type="spellStart"/>
+      <w:r>
+        <w:rPr>
+          <w:rFonts w:ascii="Palatino Linotype" w:hAnsi="Palatino Linotype" w:cs="Palatino Linotype"/>
+          <w:sz w:val="21"/>
+          <w:szCs w:val="21"/>
+        </w:rPr>
+        <w:t>Fueglistaler</w:t>
+      </w:r>
+      <w:proofErr w:type="spellEnd"/>
+      <w:r>
+        <w:rPr>
+          <w:rFonts w:ascii="Palatino Linotype" w:hAnsi="Palatino Linotype" w:cs="Palatino Linotype"/>
+          <w:sz w:val="21"/>
+          <w:szCs w:val="21"/>
+        </w:rPr>
+        <w:t>, S., Zhang, B., &amp; Wang, C.</w:t>
+      </w:r>
+      <w:r>
+        <w:rPr>
+          <w:rFonts w:ascii="Palatino Linotype" w:hAnsi="Palatino Linotype" w:cs="Palatino Linotype"/>
+          <w:sz w:val="21"/>
+          <w:szCs w:val="21"/>
+        </w:rPr>
+        <w:t xml:space="preserve"> (2024).</w:t>
+      </w:r>
+      <w:r>
+        <w:rPr>
+          <w:rFonts w:ascii="Palatino Linotype" w:hAnsi="Palatino Linotype" w:cs="Palatino Linotype"/>
+          <w:sz w:val="21"/>
+          <w:szCs w:val="21"/>
+        </w:rPr>
+        <w:t xml:space="preserve"> Non-linear radiative response to patterned global warming due to convection aggregation and non-linear tropical dynamics.</w:t>
+      </w:r>
+      <w:r>
+        <w:rPr>
+          <w:rFonts w:ascii="Palatino Linotype" w:hAnsi="Palatino Linotype" w:cs="Palatino Linotype"/>
+          <w:sz w:val="21"/>
+          <w:szCs w:val="21"/>
+        </w:rPr>
+        <w:t xml:space="preserve"> </w:t>
       </w:r>
       <w:r>
         <w:rPr>
@@ -2029,18 +2002,20 @@
       <w:r>
         <w:rPr>
           <w:rFonts w:ascii="Palatino Linotype" w:hAnsi="Palatino Linotype" w:cs="Palatino Linotype"/>
-          <w:sz w:val="21"/>
-          <w:szCs w:val="21"/>
-        </w:rPr>
-        <w:t>, 36</w:t>
-      </w:r>
-      <w:r>
-        <w:rPr>
-          <w:rFonts w:ascii="Palatino Linotype" w:hAnsi="Palatino Linotype" w:cs="Palatino Linotype"/>
-          <w:sz w:val="21"/>
-          <w:szCs w:val="21"/>
-        </w:rPr>
-        <w:t>(15): 5179-5196</w:t>
+          <w:i/>
+          <w:iCs/>
+          <w:sz w:val="21"/>
+          <w:szCs w:val="21"/>
+        </w:rPr>
+        <w:t xml:space="preserve">, </w:t>
+      </w:r>
+      <w:r>
+        <w:rPr>
+          <w:rFonts w:ascii="Palatino Linotype" w:hAnsi="Palatino Linotype" w:cs="Palatino Linotype"/>
+          <w:sz w:val="21"/>
+          <w:szCs w:val="21"/>
+        </w:rPr>
+        <w:t>37(21): 5675-5686</w:t>
       </w:r>
       <w:r>
         <w:rPr>
@@ -2081,7 +2056,7 @@
           <w:sz w:val="21"/>
           <w:szCs w:val="21"/>
         </w:rPr>
-        <w:t xml:space="preserve">, Chai, W., &amp; Fu, Z. (2022). Asymmetry of daily mean temperature series over China and its frontal mechanism. </w:t>
+        <w:t xml:space="preserve">, Zhang, B., Bourguet, S., Linz, M., &amp; Chen, G. (2023). How Do Different Processes Shape Temperature Probability Distributions? A Percentile-averaged Temperature Tendency Decomposition. </w:t>
       </w:r>
       <w:r>
         <w:rPr>
@@ -2091,15 +2066,31 @@
           <w:sz w:val="21"/>
           <w:szCs w:val="21"/>
         </w:rPr>
-        <w:t>International Journal of Climatology</w:t>
-      </w:r>
-      <w:r>
-        <w:rPr>
-          <w:rFonts w:ascii="Palatino Linotype" w:hAnsi="Palatino Linotype" w:cs="Palatino Linotype"/>
-          <w:sz w:val="21"/>
-          <w:szCs w:val="21"/>
-        </w:rPr>
-        <w:t>, 42(3), 1828-1840.</w:t>
+        <w:t>Journal of Climate</w:t>
+      </w:r>
+      <w:r>
+        <w:rPr>
+          <w:rFonts w:ascii="Palatino Linotype" w:hAnsi="Palatino Linotype" w:cs="Palatino Linotype"/>
+          <w:sz w:val="21"/>
+          <w:szCs w:val="21"/>
+        </w:rPr>
+        <w:t>, 36</w:t>
+      </w:r>
+      <w:r>
+        <w:rPr>
+          <w:rFonts w:ascii="Palatino Linotype" w:hAnsi="Palatino Linotype" w:cs="Palatino Linotype"/>
+          <w:sz w:val="21"/>
+          <w:szCs w:val="21"/>
+        </w:rPr>
+        <w:t>(15): 5179-5196</w:t>
+      </w:r>
+      <w:r>
+        <w:rPr>
+          <w:rFonts w:ascii="Palatino Linotype" w:hAnsi="Palatino Linotype" w:cs="Palatino Linotype"/>
+          <w:sz w:val="21"/>
+          <w:szCs w:val="21"/>
+        </w:rPr>
+        <w:t>.</w:t>
       </w:r>
     </w:p>
     <w:p>
@@ -2119,6 +2110,57 @@
       <w:r>
         <w:rPr>
           <w:rFonts w:ascii="Palatino Linotype" w:hAnsi="Palatino Linotype" w:cs="Palatino Linotype"/>
+          <w:b/>
+          <w:bCs/>
+          <w:sz w:val="21"/>
+          <w:szCs w:val="21"/>
+        </w:rPr>
+        <w:t>Quan, H.</w:t>
+      </w:r>
+      <w:r>
+        <w:rPr>
+          <w:rFonts w:ascii="Palatino Linotype" w:hAnsi="Palatino Linotype" w:cs="Palatino Linotype"/>
+          <w:sz w:val="21"/>
+          <w:szCs w:val="21"/>
+        </w:rPr>
+        <w:t xml:space="preserve">, Chai, W., &amp; Fu, Z. (2022). Asymmetry of daily mean temperature series over China and its frontal mechanism. </w:t>
+      </w:r>
+      <w:r>
+        <w:rPr>
+          <w:rFonts w:ascii="Palatino Linotype" w:hAnsi="Palatino Linotype" w:cs="Palatino Linotype"/>
+          <w:i/>
+          <w:iCs/>
+          <w:sz w:val="21"/>
+          <w:szCs w:val="21"/>
+        </w:rPr>
+        <w:t>International Journal of Climatology</w:t>
+      </w:r>
+      <w:r>
+        <w:rPr>
+          <w:rFonts w:ascii="Palatino Linotype" w:hAnsi="Palatino Linotype" w:cs="Palatino Linotype"/>
+          <w:sz w:val="21"/>
+          <w:szCs w:val="21"/>
+        </w:rPr>
+        <w:t>, 42(3), 1828-1840.</w:t>
+      </w:r>
+    </w:p>
+    <w:p>
+      <w:pPr>
+        <w:pStyle w:val="ListParagraph"/>
+        <w:numPr>
+          <w:ilvl w:val="0"/>
+          <w:numId w:val="12"/>
+        </w:numPr>
+        <w:spacing w:after="0" w:line="240" w:lineRule="auto"/>
+        <w:rPr>
+          <w:rFonts w:ascii="Palatino Linotype" w:hAnsi="Palatino Linotype" w:cs="Palatino Linotype"/>
+          <w:sz w:val="21"/>
+          <w:szCs w:val="21"/>
+        </w:rPr>
+      </w:pPr>
+      <w:r>
+        <w:rPr>
+          <w:rFonts w:ascii="Palatino Linotype" w:hAnsi="Palatino Linotype" w:cs="Palatino Linotype"/>
           <w:sz w:val="21"/>
           <w:szCs w:val="21"/>
         </w:rPr>
@@ -3070,39 +3112,119 @@
         </w:numPr>
         <w:spacing w:after="0" w:line="240" w:lineRule="auto"/>
         <w:rPr>
-          <w:rFonts w:ascii="Palatino Linotype" w:hAnsi="Palatino Linotype" w:cs="Palatino Linotype"/>
-          <w:bCs/>
-          <w:sz w:val="21"/>
-          <w:szCs w:val="21"/>
-        </w:rPr>
-      </w:pPr>
-      <w:r>
-        <w:rPr>
-          <w:rFonts w:ascii="Palatino Linotype" w:hAnsi="Palatino Linotype" w:cs="Palatino Linotype"/>
-          <w:bCs/>
-          <w:sz w:val="21"/>
-          <w:szCs w:val="21"/>
-        </w:rPr>
-        <w:t>25</w:t>
-      </w:r>
-      <w:r>
-        <w:rPr>
-          <w:rFonts w:ascii="Palatino Linotype" w:hAnsi="Palatino Linotype" w:cs="Palatino Linotype"/>
-          <w:bCs/>
-          <w:sz w:val="21"/>
-          <w:szCs w:val="21"/>
-          <w:vertAlign w:val="superscript"/>
-        </w:rPr>
-        <w:t>th</w:t>
-      </w:r>
-      <w:r>
-        <w:rPr>
-          <w:rFonts w:ascii="Palatino Linotype" w:hAnsi="Palatino Linotype" w:cs="Palatino Linotype"/>
-          <w:bCs/>
-          <w:sz w:val="21"/>
-          <w:szCs w:val="21"/>
-        </w:rPr>
-        <w:t xml:space="preserve"> Atmospheric and Oceanic Fluid Dynamics Conference, Houston, TX, Jan 2026</w:t>
+          <w:rFonts w:ascii="Palatino Linotype" w:eastAsia="SimSun" w:hAnsi="Palatino Linotype" w:cs="Palatino Linotype"/>
+          <w:bCs/>
+          <w:sz w:val="21"/>
+          <w:szCs w:val="21"/>
+        </w:rPr>
+      </w:pPr>
+      <w:r>
+        <w:rPr>
+          <w:rFonts w:ascii="Palatino Linotype" w:hAnsi="Palatino Linotype" w:cs="Palatino Linotype" w:hint="eastAsia"/>
+          <w:bCs/>
+          <w:sz w:val="21"/>
+          <w:szCs w:val="21"/>
+        </w:rPr>
+        <w:t>CFMIP</w:t>
+      </w:r>
+      <w:r>
+        <w:rPr>
+          <w:rFonts w:ascii="Palatino Linotype" w:hAnsi="Palatino Linotype" w:cs="Palatino Linotype"/>
+          <w:bCs/>
+          <w:sz w:val="21"/>
+          <w:szCs w:val="21"/>
+        </w:rPr>
+        <w:t xml:space="preserve"> Meeting</w:t>
+      </w:r>
+      <w:r>
+        <w:rPr>
+          <w:rFonts w:ascii="Palatino Linotype" w:hAnsi="Palatino Linotype" w:cs="Palatino Linotype" w:hint="eastAsia"/>
+          <w:bCs/>
+          <w:sz w:val="21"/>
+          <w:szCs w:val="21"/>
+        </w:rPr>
+        <w:t xml:space="preserve"> 20</w:t>
+      </w:r>
+      <w:r>
+        <w:rPr>
+          <w:rFonts w:ascii="Palatino Linotype" w:hAnsi="Palatino Linotype" w:cs="Palatino Linotype"/>
+          <w:bCs/>
+          <w:sz w:val="21"/>
+          <w:szCs w:val="21"/>
+        </w:rPr>
+        <w:t>26</w:t>
+      </w:r>
+      <w:r>
+        <w:rPr>
+          <w:rFonts w:ascii="Palatino Linotype" w:hAnsi="Palatino Linotype" w:cs="Palatino Linotype" w:hint="eastAsia"/>
+          <w:bCs/>
+          <w:sz w:val="21"/>
+          <w:szCs w:val="21"/>
+        </w:rPr>
+        <w:t xml:space="preserve">, </w:t>
+      </w:r>
+      <w:r>
+        <w:rPr>
+          <w:rFonts w:ascii="Palatino Linotype" w:hAnsi="Palatino Linotype" w:cs="Palatino Linotype"/>
+          <w:bCs/>
+          <w:sz w:val="21"/>
+          <w:szCs w:val="21"/>
+        </w:rPr>
+        <w:t>Tai</w:t>
+      </w:r>
+      <w:r>
+        <w:rPr>
+          <w:rFonts w:ascii="Palatino Linotype" w:hAnsi="Palatino Linotype" w:cs="Palatino Linotype"/>
+          <w:bCs/>
+          <w:sz w:val="21"/>
+          <w:szCs w:val="21"/>
+        </w:rPr>
+        <w:t>pei</w:t>
+      </w:r>
+      <w:r>
+        <w:rPr>
+          <w:rFonts w:ascii="Palatino Linotype" w:hAnsi="Palatino Linotype" w:cs="Palatino Linotype"/>
+          <w:bCs/>
+          <w:sz w:val="21"/>
+          <w:szCs w:val="21"/>
+        </w:rPr>
+        <w:t xml:space="preserve">, </w:t>
+      </w:r>
+      <w:r>
+        <w:rPr>
+          <w:rFonts w:ascii="Palatino Linotype" w:hAnsi="Palatino Linotype" w:cs="Palatino Linotype"/>
+          <w:bCs/>
+          <w:sz w:val="21"/>
+          <w:szCs w:val="21"/>
+        </w:rPr>
+        <w:t>Oct</w:t>
+      </w:r>
+      <w:r>
+        <w:rPr>
+          <w:rFonts w:ascii="Palatino Linotype" w:hAnsi="Palatino Linotype" w:cs="Palatino Linotype"/>
+          <w:bCs/>
+          <w:sz w:val="21"/>
+          <w:szCs w:val="21"/>
+        </w:rPr>
+        <w:t xml:space="preserve"> 202</w:t>
+      </w:r>
+      <w:r>
+        <w:rPr>
+          <w:rFonts w:ascii="Palatino Linotype" w:hAnsi="Palatino Linotype" w:cs="Palatino Linotype"/>
+          <w:bCs/>
+          <w:sz w:val="21"/>
+          <w:szCs w:val="21"/>
+        </w:rPr>
+        <w:t>6</w:t>
+      </w:r>
+      <w:r>
+        <w:rPr>
+          <w:rFonts w:ascii="Palatino Linotype" w:hAnsi="Palatino Linotype" w:cs="Palatino Linotype" w:hint="eastAsia"/>
+          <w:bCs/>
+          <w:sz w:val="21"/>
+          <w:szCs w:val="21"/>
+        </w:rPr>
+        <w:t xml:space="preserve">                                                                                                                                                                                                  </w:t>
       </w:r>
     </w:p>
     <w:p>
@@ -3122,57 +3244,31 @@
       </w:pPr>
       <w:r>
         <w:rPr>
-          <w:rFonts w:ascii="Palatino Linotype" w:hAnsi="Palatino Linotype" w:cs="Palatino Linotype" w:hint="eastAsia"/>
-          <w:bCs/>
-          <w:sz w:val="21"/>
-          <w:szCs w:val="21"/>
-        </w:rPr>
-        <w:t xml:space="preserve">AGU </w:t>
-      </w:r>
-      <w:r>
-        <w:rPr>
-          <w:rFonts w:ascii="Palatino Linotype" w:hAnsi="Palatino Linotype" w:cs="Palatino Linotype"/>
-          <w:bCs/>
-          <w:sz w:val="21"/>
-          <w:szCs w:val="21"/>
-        </w:rPr>
-        <w:t xml:space="preserve">Fall Meeting </w:t>
-      </w:r>
-      <w:r>
-        <w:rPr>
-          <w:rFonts w:ascii="Palatino Linotype" w:hAnsi="Palatino Linotype" w:cs="Palatino Linotype" w:hint="eastAsia"/>
-          <w:bCs/>
-          <w:sz w:val="21"/>
-          <w:szCs w:val="21"/>
-        </w:rPr>
-        <w:t>202</w:t>
-      </w:r>
-      <w:r>
-        <w:rPr>
-          <w:rFonts w:ascii="Palatino Linotype" w:hAnsi="Palatino Linotype" w:cs="Palatino Linotype"/>
-          <w:bCs/>
-          <w:sz w:val="21"/>
-          <w:szCs w:val="21"/>
-        </w:rPr>
-        <w:t>4</w:t>
-      </w:r>
-      <w:r>
-        <w:rPr>
-          <w:rFonts w:ascii="Palatino Linotype" w:hAnsi="Palatino Linotype" w:cs="Palatino Linotype" w:hint="eastAsia"/>
-          <w:bCs/>
-          <w:sz w:val="21"/>
-          <w:szCs w:val="21"/>
-        </w:rPr>
-        <w:t xml:space="preserve">, </w:t>
-      </w:r>
-      <w:r>
-        <w:rPr>
-          <w:rFonts w:ascii="Palatino Linotype" w:hAnsi="Palatino Linotype" w:cs="Palatino Linotype"/>
-          <w:bCs/>
-          <w:sz w:val="21"/>
-          <w:szCs w:val="21"/>
-        </w:rPr>
-        <w:t>Washington D.C., Dec 2024</w:t>
+          <w:rFonts w:ascii="Palatino Linotype" w:hAnsi="Palatino Linotype" w:cs="Palatino Linotype"/>
+          <w:bCs/>
+          <w:sz w:val="21"/>
+          <w:szCs w:val="21"/>
+        </w:rPr>
+        <w:t>25</w:t>
+      </w:r>
+      <w:r>
+        <w:rPr>
+          <w:rFonts w:ascii="Palatino Linotype" w:hAnsi="Palatino Linotype" w:cs="Palatino Linotype"/>
+          <w:bCs/>
+          <w:sz w:val="21"/>
+          <w:szCs w:val="21"/>
+          <w:vertAlign w:val="superscript"/>
+        </w:rPr>
+        <w:t>th</w:t>
+      </w:r>
+      <w:r>
+        <w:rPr>
+          <w:rFonts w:ascii="Palatino Linotype" w:hAnsi="Palatino Linotype" w:cs="Palatino Linotype"/>
+          <w:bCs/>
+          <w:sz w:val="21"/>
+          <w:szCs w:val="21"/>
+        </w:rPr>
+        <w:t xml:space="preserve"> Atmospheric and Oceanic Fluid Dynamics Conference, Houston, TX, Jan 2026</w:t>
       </w:r>
     </w:p>
     <w:p>
@@ -3192,57 +3288,57 @@
       </w:pPr>
       <w:r>
         <w:rPr>
-          <w:rFonts w:ascii="Palatino Linotype" w:hAnsi="Palatino Linotype" w:cs="Palatino Linotype"/>
-          <w:bCs/>
-          <w:sz w:val="21"/>
-          <w:szCs w:val="21"/>
-        </w:rPr>
-        <w:t xml:space="preserve">Gordon Research Conference on Radiation and Climate, </w:t>
-      </w:r>
-      <w:r>
-        <w:rPr>
-          <w:rFonts w:ascii="Palatino Linotype" w:hAnsi="Palatino Linotype" w:cs="Palatino Linotype"/>
-          <w:bCs/>
-          <w:sz w:val="21"/>
-          <w:szCs w:val="21"/>
-        </w:rPr>
-        <w:t xml:space="preserve">Leviston, </w:t>
-      </w:r>
-      <w:r>
-        <w:rPr>
-          <w:rFonts w:ascii="Palatino Linotype" w:hAnsi="Palatino Linotype" w:cs="Palatino Linotype"/>
-          <w:bCs/>
-          <w:sz w:val="21"/>
-          <w:szCs w:val="21"/>
-        </w:rPr>
-        <w:t>Main</w:t>
-      </w:r>
-      <w:r>
-        <w:rPr>
-          <w:rFonts w:ascii="Palatino Linotype" w:hAnsi="Palatino Linotype" w:cs="Palatino Linotype"/>
-          <w:bCs/>
-          <w:sz w:val="21"/>
-          <w:szCs w:val="21"/>
-        </w:rPr>
-        <w:t>e, July 2023</w:t>
-      </w:r>
-      <w:r>
-        <w:rPr>
           <w:rFonts w:ascii="Palatino Linotype" w:hAnsi="Palatino Linotype" w:cs="Palatino Linotype" w:hint="eastAsia"/>
           <w:bCs/>
           <w:sz w:val="21"/>
           <w:szCs w:val="21"/>
         </w:rPr>
-        <w:t xml:space="preserve">                                      </w:t>
-      </w:r>
-      <w:r>
-        <w:rPr>
-          <w:rFonts w:ascii="Palatino Linotype" w:hAnsi="Palatino Linotype" w:cs="Palatino Linotype"/>
-          <w:bCs/>
-          <w:sz w:val="21"/>
-          <w:szCs w:val="21"/>
-        </w:rPr>
-        <w:t xml:space="preserve">              </w:t>
+        <w:t xml:space="preserve">AGU </w:t>
+      </w:r>
+      <w:r>
+        <w:rPr>
+          <w:rFonts w:ascii="Palatino Linotype" w:hAnsi="Palatino Linotype" w:cs="Palatino Linotype"/>
+          <w:bCs/>
+          <w:sz w:val="21"/>
+          <w:szCs w:val="21"/>
+        </w:rPr>
+        <w:t xml:space="preserve">Fall Meeting </w:t>
+      </w:r>
+      <w:r>
+        <w:rPr>
+          <w:rFonts w:ascii="Palatino Linotype" w:hAnsi="Palatino Linotype" w:cs="Palatino Linotype" w:hint="eastAsia"/>
+          <w:bCs/>
+          <w:sz w:val="21"/>
+          <w:szCs w:val="21"/>
+        </w:rPr>
+        <w:t>202</w:t>
+      </w:r>
+      <w:r>
+        <w:rPr>
+          <w:rFonts w:ascii="Palatino Linotype" w:hAnsi="Palatino Linotype" w:cs="Palatino Linotype"/>
+          <w:bCs/>
+          <w:sz w:val="21"/>
+          <w:szCs w:val="21"/>
+        </w:rPr>
+        <w:t>4</w:t>
+      </w:r>
+      <w:r>
+        <w:rPr>
+          <w:rFonts w:ascii="Palatino Linotype" w:hAnsi="Palatino Linotype" w:cs="Palatino Linotype" w:hint="eastAsia"/>
+          <w:bCs/>
+          <w:sz w:val="21"/>
+          <w:szCs w:val="21"/>
+        </w:rPr>
+        <w:t xml:space="preserve">, </w:t>
+      </w:r>
+      <w:r>
+        <w:rPr>
+          <w:rFonts w:ascii="Palatino Linotype" w:hAnsi="Palatino Linotype" w:cs="Palatino Linotype"/>
+          <w:bCs/>
+          <w:sz w:val="21"/>
+          <w:szCs w:val="21"/>
+        </w:rPr>
+        <w:t>Washington D.C., Dec 2024</w:t>
       </w:r>
     </w:p>
     <w:p>
@@ -3254,6 +3350,76 @@
         </w:numPr>
         <w:spacing w:after="0" w:line="240" w:lineRule="auto"/>
         <w:rPr>
+          <w:rFonts w:ascii="Palatino Linotype" w:hAnsi="Palatino Linotype" w:cs="Palatino Linotype"/>
+          <w:bCs/>
+          <w:sz w:val="21"/>
+          <w:szCs w:val="21"/>
+        </w:rPr>
+      </w:pPr>
+      <w:r>
+        <w:rPr>
+          <w:rFonts w:ascii="Palatino Linotype" w:hAnsi="Palatino Linotype" w:cs="Palatino Linotype"/>
+          <w:bCs/>
+          <w:sz w:val="21"/>
+          <w:szCs w:val="21"/>
+        </w:rPr>
+        <w:t xml:space="preserve">Gordon Research Conference on Radiation and Climate, </w:t>
+      </w:r>
+      <w:r>
+        <w:rPr>
+          <w:rFonts w:ascii="Palatino Linotype" w:hAnsi="Palatino Linotype" w:cs="Palatino Linotype"/>
+          <w:bCs/>
+          <w:sz w:val="21"/>
+          <w:szCs w:val="21"/>
+        </w:rPr>
+        <w:t xml:space="preserve">Leviston, </w:t>
+      </w:r>
+      <w:r>
+        <w:rPr>
+          <w:rFonts w:ascii="Palatino Linotype" w:hAnsi="Palatino Linotype" w:cs="Palatino Linotype"/>
+          <w:bCs/>
+          <w:sz w:val="21"/>
+          <w:szCs w:val="21"/>
+        </w:rPr>
+        <w:t>Main</w:t>
+      </w:r>
+      <w:r>
+        <w:rPr>
+          <w:rFonts w:ascii="Palatino Linotype" w:hAnsi="Palatino Linotype" w:cs="Palatino Linotype"/>
+          <w:bCs/>
+          <w:sz w:val="21"/>
+          <w:szCs w:val="21"/>
+        </w:rPr>
+        <w:t>e, July 2023</w:t>
+      </w:r>
+      <w:r>
+        <w:rPr>
+          <w:rFonts w:ascii="Palatino Linotype" w:hAnsi="Palatino Linotype" w:cs="Palatino Linotype" w:hint="eastAsia"/>
+          <w:bCs/>
+          <w:sz w:val="21"/>
+          <w:szCs w:val="21"/>
+        </w:rPr>
+        <w:t xml:space="preserve">                                      </w:t>
+      </w:r>
+      <w:r>
+        <w:rPr>
+          <w:rFonts w:ascii="Palatino Linotype" w:hAnsi="Palatino Linotype" w:cs="Palatino Linotype"/>
+          <w:bCs/>
+          <w:sz w:val="21"/>
+          <w:szCs w:val="21"/>
+        </w:rPr>
+        <w:t xml:space="preserve">              </w:t>
+      </w:r>
+    </w:p>
+    <w:p>
+      <w:pPr>
+        <w:pStyle w:val="ListParagraph"/>
+        <w:numPr>
+          <w:ilvl w:val="0"/>
+          <w:numId w:val="8"/>
+        </w:numPr>
+        <w:spacing w:after="0" w:line="240" w:lineRule="auto"/>
+        <w:rPr>
           <w:rFonts w:ascii="Palatino Linotype" w:eastAsia="SimSun" w:hAnsi="Palatino Linotype" w:cs="Palatino Linotype"/>
           <w:bCs/>
           <w:sz w:val="21"/>
@@ -3312,16 +3478,7 @@
           <w:sz w:val="21"/>
           <w:szCs w:val="21"/>
         </w:rPr>
-        <w:t>Paris</w:t>
-      </w:r>
-      <w:r>
-        <w:rPr>
-          <w:rFonts w:ascii="Palatino Linotype" w:hAnsi="Palatino Linotype" w:cs="Palatino Linotype"/>
-          <w:bCs/>
-          <w:sz w:val="21"/>
-          <w:szCs w:val="21"/>
-        </w:rPr>
-        <w:t xml:space="preserve">, </w:t>
+        <w:t xml:space="preserve">Paris, </w:t>
       </w:r>
       <w:r>
         <w:rPr>
@@ -4020,314 +4177,30 @@
           <w:sz w:val="21"/>
           <w:szCs w:val="21"/>
         </w:rPr>
-        <w:t xml:space="preserve">” weekly climate dynamics seminar among ~500 scholars </w:t>
-      </w:r>
-    </w:p>
-    <w:p>
-      <w:pPr>
-        <w:spacing w:after="0" w:line="240" w:lineRule="auto"/>
-        <w:rPr>
-          <w:rFonts w:ascii="Palatino Linotype" w:hAnsi="Palatino Linotype" w:cs="Palatino Linotype"/>
-          <w:sz w:val="21"/>
-          <w:szCs w:val="21"/>
-        </w:rPr>
-      </w:pPr>
-    </w:p>
-    <w:p>
-      <w:pPr>
-        <w:spacing w:after="0" w:line="240" w:lineRule="auto"/>
-        <w:rPr>
-          <w:rFonts w:ascii="Palatino Linotype" w:hAnsi="Palatino Linotype" w:cs="Palatino Linotype"/>
-          <w:sz w:val="21"/>
-          <w:szCs w:val="21"/>
-        </w:rPr>
-      </w:pPr>
-    </w:p>
-    <w:p>
-      <w:pPr>
-        <w:spacing w:after="0" w:line="240" w:lineRule="auto"/>
-        <w:rPr>
-          <w:rFonts w:ascii="Palatino Linotype" w:eastAsia="SimSun" w:hAnsi="Palatino Linotype" w:cs="Palatino Linotype"/>
-          <w:b/>
-          <w:sz w:val="21"/>
-          <w:szCs w:val="21"/>
-        </w:rPr>
-      </w:pPr>
-      <w:r>
-        <w:rPr>
-          <w:rFonts w:ascii="Palatino Linotype" w:eastAsia="SimSun" w:hAnsi="Palatino Linotype" w:cs="Palatino Linotype"/>
-          <w:b/>
-          <w:sz w:val="21"/>
-          <w:szCs w:val="21"/>
-        </w:rPr>
-        <w:t>EXTRACURRICULAR ACTIVITIES</w:t>
-      </w:r>
-    </w:p>
-    <w:p>
-      <w:pPr>
-        <w:spacing w:after="0" w:line="60" w:lineRule="exact"/>
-        <w:rPr>
-          <w:rFonts w:ascii="Palatino Linotype" w:eastAsia="SimSun" w:hAnsi="Palatino Linotype" w:cs="Palatino Linotype"/>
-          <w:b/>
-          <w:sz w:val="21"/>
-          <w:szCs w:val="21"/>
-          <w:u w:val="single"/>
-        </w:rPr>
-      </w:pPr>
-      <w:r>
-        <w:rPr>
-          <w:rFonts w:ascii="Palatino Linotype" w:eastAsia="SimSun" w:hAnsi="Palatino Linotype" w:cs="Palatino Linotype" w:hint="eastAsia"/>
-          <w:b/>
-          <w:sz w:val="21"/>
-          <w:szCs w:val="21"/>
-          <w:u w:val="single"/>
-        </w:rPr>
-        <w:t>________________________________________________________________________________________________</w:t>
-      </w:r>
-      <w:r>
-        <w:rPr>
-          <w:rFonts w:ascii="Palatino Linotype" w:eastAsia="SimSun" w:hAnsi="Palatino Linotype" w:cs="Palatino Linotype" w:hint="eastAsia"/>
-          <w:b/>
-          <w:sz w:val="21"/>
-          <w:szCs w:val="21"/>
-        </w:rPr>
-        <w:t xml:space="preserve">   </w:t>
-      </w:r>
-    </w:p>
-    <w:p>
-      <w:pPr>
-        <w:spacing w:after="0" w:line="240" w:lineRule="auto"/>
-        <w:rPr>
-          <w:rFonts w:ascii="Palatino Linotype" w:hAnsi="Palatino Linotype" w:cs="Palatino Linotype"/>
-          <w:sz w:val="21"/>
-          <w:szCs w:val="21"/>
-        </w:rPr>
-      </w:pPr>
-      <w:r>
-        <w:rPr>
-          <w:rFonts w:ascii="Palatino Linotype" w:hAnsi="Palatino Linotype" w:cs="Palatino Linotype"/>
-          <w:sz w:val="21"/>
-          <w:szCs w:val="21"/>
-        </w:rPr>
-        <w:t>Was</w:t>
-      </w:r>
-      <w:r>
-        <w:rPr>
-          <w:rFonts w:ascii="Palatino Linotype" w:hAnsi="Palatino Linotype" w:cs="Palatino Linotype"/>
-          <w:sz w:val="21"/>
-          <w:szCs w:val="21"/>
-        </w:rPr>
-        <w:t xml:space="preserve"> the leader of Peking University GO </w:t>
-      </w:r>
-      <w:r>
-        <w:rPr>
-          <w:rFonts w:ascii="Palatino Linotype" w:hAnsi="Palatino Linotype" w:cs="Palatino Linotype"/>
-          <w:sz w:val="21"/>
-          <w:szCs w:val="21"/>
-        </w:rPr>
-        <w:t>C</w:t>
-      </w:r>
-      <w:r>
-        <w:rPr>
-          <w:rFonts w:ascii="Palatino Linotype" w:hAnsi="Palatino Linotype" w:cs="Palatino Linotype"/>
-          <w:sz w:val="21"/>
-          <w:szCs w:val="21"/>
-        </w:rPr>
-        <w:t xml:space="preserve">hess </w:t>
-      </w:r>
-      <w:r>
-        <w:rPr>
-          <w:rFonts w:ascii="Palatino Linotype" w:hAnsi="Palatino Linotype" w:cs="Palatino Linotype"/>
-          <w:sz w:val="21"/>
-          <w:szCs w:val="21"/>
-        </w:rPr>
-        <w:t>T</w:t>
-      </w:r>
-      <w:r>
-        <w:rPr>
-          <w:rFonts w:ascii="Palatino Linotype" w:hAnsi="Palatino Linotype" w:cs="Palatino Linotype"/>
-          <w:sz w:val="21"/>
-          <w:szCs w:val="21"/>
-        </w:rPr>
-        <w:t xml:space="preserve">eam </w:t>
-      </w:r>
-      <w:r>
-        <w:rPr>
-          <w:rFonts w:ascii="Palatino Linotype" w:hAnsi="Palatino Linotype" w:cs="Palatino Linotype"/>
-          <w:sz w:val="21"/>
-          <w:szCs w:val="21"/>
-        </w:rPr>
-        <w:t xml:space="preserve">for 2 years, and won 2 champions in Beijing GO </w:t>
-      </w:r>
-      <w:r>
-        <w:rPr>
-          <w:rFonts w:ascii="Palatino Linotype" w:hAnsi="Palatino Linotype" w:cs="Palatino Linotype"/>
-          <w:sz w:val="21"/>
-          <w:szCs w:val="21"/>
-        </w:rPr>
-        <w:t>C</w:t>
-      </w:r>
-      <w:r>
-        <w:rPr>
-          <w:rFonts w:ascii="Palatino Linotype" w:hAnsi="Palatino Linotype" w:cs="Palatino Linotype"/>
-          <w:sz w:val="21"/>
-          <w:szCs w:val="21"/>
-        </w:rPr>
-        <w:t>hess University League</w:t>
-      </w:r>
-      <w:r>
-        <w:rPr>
-          <w:rFonts w:ascii="Palatino Linotype" w:hAnsi="Palatino Linotype" w:cs="Palatino Linotype"/>
-          <w:sz w:val="21"/>
-          <w:szCs w:val="21"/>
-        </w:rPr>
-        <w:t>, 2019-2021</w:t>
-      </w:r>
-    </w:p>
-    <w:p>
-      <w:pPr>
-        <w:spacing w:after="0" w:line="240" w:lineRule="auto"/>
-        <w:rPr>
-          <w:rFonts w:ascii="Palatino Linotype" w:hAnsi="Palatino Linotype" w:cs="Palatino Linotype"/>
-          <w:sz w:val="21"/>
-          <w:szCs w:val="21"/>
-        </w:rPr>
-      </w:pPr>
-      <w:r>
-        <w:rPr>
-          <w:rFonts w:ascii="Palatino Linotype" w:hAnsi="Palatino Linotype" w:cs="Palatino Linotype" w:hint="eastAsia"/>
-          <w:sz w:val="21"/>
-          <w:szCs w:val="21"/>
-        </w:rPr>
-        <w:t>W</w:t>
-      </w:r>
-      <w:r>
-        <w:rPr>
-          <w:rFonts w:ascii="Palatino Linotype" w:hAnsi="Palatino Linotype" w:cs="Palatino Linotype"/>
-          <w:sz w:val="21"/>
-          <w:szCs w:val="21"/>
-        </w:rPr>
-        <w:t xml:space="preserve">as the president of Peking University GO </w:t>
-      </w:r>
-      <w:r>
-        <w:rPr>
-          <w:rFonts w:ascii="Palatino Linotype" w:hAnsi="Palatino Linotype" w:cs="Palatino Linotype"/>
-          <w:sz w:val="21"/>
-          <w:szCs w:val="21"/>
-        </w:rPr>
-        <w:t>C</w:t>
-      </w:r>
-      <w:r>
-        <w:rPr>
-          <w:rFonts w:ascii="Palatino Linotype" w:hAnsi="Palatino Linotype" w:cs="Palatino Linotype"/>
-          <w:sz w:val="21"/>
-          <w:szCs w:val="21"/>
-        </w:rPr>
-        <w:t xml:space="preserve">hess </w:t>
-      </w:r>
-      <w:r>
-        <w:rPr>
-          <w:rFonts w:ascii="Palatino Linotype" w:hAnsi="Palatino Linotype" w:cs="Palatino Linotype"/>
-          <w:sz w:val="21"/>
-          <w:szCs w:val="21"/>
-        </w:rPr>
-        <w:t>C</w:t>
-      </w:r>
-      <w:r>
-        <w:rPr>
-          <w:rFonts w:ascii="Palatino Linotype" w:hAnsi="Palatino Linotype" w:cs="Palatino Linotype"/>
-          <w:sz w:val="21"/>
-          <w:szCs w:val="21"/>
-        </w:rPr>
-        <w:t>lub for 2 years,</w:t>
-      </w:r>
-      <w:r>
-        <w:rPr>
-          <w:rFonts w:ascii="Palatino Linotype" w:hAnsi="Palatino Linotype" w:cs="Palatino Linotype"/>
-          <w:sz w:val="21"/>
-          <w:szCs w:val="21"/>
-        </w:rPr>
-        <w:t xml:space="preserve"> and</w:t>
-      </w:r>
-      <w:r>
-        <w:rPr>
-          <w:rFonts w:ascii="Palatino Linotype" w:hAnsi="Palatino Linotype" w:cs="Palatino Linotype"/>
-          <w:sz w:val="21"/>
-          <w:szCs w:val="21"/>
-        </w:rPr>
-        <w:t xml:space="preserve"> organized weekly club activities and</w:t>
-      </w:r>
-      <w:r>
-        <w:rPr>
-          <w:rFonts w:ascii="Palatino Linotype" w:hAnsi="Palatino Linotype" w:cs="Palatino Linotype"/>
-          <w:sz w:val="21"/>
-          <w:szCs w:val="21"/>
-        </w:rPr>
-        <w:t xml:space="preserve"> the</w:t>
-      </w:r>
-      <w:r>
-        <w:rPr>
-          <w:rFonts w:ascii="Palatino Linotype" w:hAnsi="Palatino Linotype" w:cs="Palatino Linotype"/>
-          <w:sz w:val="21"/>
-          <w:szCs w:val="21"/>
-        </w:rPr>
-        <w:t xml:space="preserve"> </w:t>
-      </w:r>
-      <w:r>
-        <w:rPr>
-          <w:rFonts w:ascii="Palatino Linotype" w:hAnsi="Palatino Linotype" w:cs="Palatino Linotype"/>
-          <w:sz w:val="21"/>
-          <w:szCs w:val="21"/>
-        </w:rPr>
-        <w:t xml:space="preserve">annual </w:t>
-      </w:r>
-      <w:r>
-        <w:rPr>
-          <w:rFonts w:ascii="Palatino Linotype" w:hAnsi="Palatino Linotype" w:cs="Palatino Linotype"/>
-          <w:sz w:val="21"/>
-          <w:szCs w:val="21"/>
-        </w:rPr>
-        <w:t xml:space="preserve">PKU GO </w:t>
-      </w:r>
-      <w:r>
-        <w:rPr>
-          <w:rFonts w:ascii="Palatino Linotype" w:hAnsi="Palatino Linotype" w:cs="Palatino Linotype"/>
-          <w:sz w:val="21"/>
-          <w:szCs w:val="21"/>
-        </w:rPr>
-        <w:t>C</w:t>
-      </w:r>
-      <w:r>
-        <w:rPr>
-          <w:rFonts w:ascii="Palatino Linotype" w:hAnsi="Palatino Linotype" w:cs="Palatino Linotype"/>
-          <w:sz w:val="21"/>
-          <w:szCs w:val="21"/>
-        </w:rPr>
-        <w:t xml:space="preserve">hess </w:t>
-      </w:r>
-      <w:r>
-        <w:rPr>
-          <w:rFonts w:ascii="Palatino Linotype" w:hAnsi="Palatino Linotype" w:cs="Palatino Linotype"/>
-          <w:sz w:val="21"/>
-          <w:szCs w:val="21"/>
-        </w:rPr>
-        <w:t>C</w:t>
-      </w:r>
-      <w:r>
-        <w:rPr>
-          <w:rFonts w:ascii="Palatino Linotype" w:hAnsi="Palatino Linotype" w:cs="Palatino Linotype"/>
-          <w:sz w:val="21"/>
-          <w:szCs w:val="21"/>
-        </w:rPr>
-        <w:t>up</w:t>
-      </w:r>
-      <w:r>
-        <w:rPr>
-          <w:rFonts w:ascii="Palatino Linotype" w:hAnsi="Palatino Linotype" w:cs="Palatino Linotype"/>
-          <w:sz w:val="21"/>
-          <w:szCs w:val="21"/>
-        </w:rPr>
-        <w:t>, 2019-2021</w:t>
+        <w:t>” weekly climate dynamics seminar among ~500 scholars</w:t>
+      </w:r>
+    </w:p>
+    <w:p>
+      <w:pPr>
+        <w:pStyle w:val="ListParagraph"/>
+        <w:numPr>
+          <w:ilvl w:val="0"/>
+          <w:numId w:val="11"/>
+        </w:numPr>
+        <w:spacing w:after="0" w:line="240" w:lineRule="auto"/>
+        <w:rPr>
+          <w:rFonts w:ascii="Palatino Linotype" w:hAnsi="Palatino Linotype" w:cs="Palatino Linotype"/>
+          <w:sz w:val="21"/>
+          <w:szCs w:val="21"/>
+        </w:rPr>
+      </w:pPr>
+      <w:r>
+        <w:rPr>
+          <w:rFonts w:ascii="Palatino Linotype" w:hAnsi="Palatino Linotype" w:cs="Palatino Linotype"/>
+          <w:sz w:val="21"/>
+          <w:szCs w:val="21"/>
+        </w:rPr>
+        <w:t>Teaching assistant, GEO 361 “Earth’s Atmosphere”, fall 2023, Princeton University</w:t>
       </w:r>
     </w:p>
     <w:sectPr>
@@ -4797,8 +4670,8 @@
   <w:abstractNum w:abstractNumId="4" w15:restartNumberingAfterBreak="0">
     <w:nsid w:val="4CEA6754"/>
     <w:multiLevelType w:val="hybridMultilevel"/>
-    <w:tmpl w:val="8F729ADA"/>
-    <w:lvl w:ilvl="0" w:tplc="0409000F">
+    <w:tmpl w:val="D7962EDA"/>
+    <w:lvl w:ilvl="0" w:tplc="E80CB5EC">
       <w:start w:val="1"/>
       <w:numFmt w:val="decimal"/>
       <w:lvlText w:val="%1."/>
@@ -4806,6 +4679,10 @@
       <w:pPr>
         <w:ind w:left="360" w:hanging="360"/>
       </w:pPr>
+      <w:rPr>
+        <w:b w:val="0"/>
+        <w:bCs w:val="0"/>
+      </w:rPr>
     </w:lvl>
     <w:lvl w:ilvl="1" w:tplc="04090019" w:tentative="1">
       <w:start w:val="1"/>

--- a/file/Heng_Quan_CV.docx
+++ b/file/Heng_Quan_CV.docx
@@ -1,6 +1,6 @@
 
 <file path=word/document.xml><?xml version="1.0" encoding="utf-8"?>
-<w:document xmlns:wpc="http://schemas.microsoft.com/office/word/2010/wordprocessingCanvas" xmlns:cx="http://schemas.microsoft.com/office/drawing/2014/chartex" xmlns:cx1="http://schemas.microsoft.com/office/drawing/2015/9/8/chartex" xmlns:cx2="http://schemas.microsoft.com/office/drawing/2015/10/21/chartex" xmlns:cx3="http://schemas.microsoft.com/office/drawing/2016/5/9/chartex" xmlns:cx4="http://schemas.microsoft.com/office/drawing/2016/5/10/chartex" xmlns:cx5="http://schemas.microsoft.com/office/drawing/2016/5/11/chartex" xmlns:cx6="http://schemas.microsoft.com/office/drawing/2016/5/12/chartex" xmlns:cx7="http://schemas.microsoft.com/office/drawing/2016/5/13/chartex" xmlns:cx8="http://schemas.microsoft.com/office/drawing/2016/5/14/chartex" xmlns:mc="http://schemas.openxmlformats.org/markup-compatibility/2006" xmlns:m="http://schemas.openxmlformats.org/officeDocument/2006/math" xmlns:aink="http://schemas.microsoft.com/office/drawing/2016/ink" xmlns:am3d="http://schemas.microsoft.com/office/drawing/2017/model3d" xmlns:oel="http://schemas.microsoft.com/office/2019/extlst" xmlns:r="http://schemas.openxmlformats.org/officeDocument/2006/relationships" xmlns:wp14="http://schemas.microsoft.com/office/word/2010/wordprocessingDrawing" xmlns:wp="http://schemas.openxmlformats.org/drawingml/2006/wordprocessingDrawing" xmlns:wpg="http://schemas.microsoft.com/office/word/2010/wordprocessingGroup" xmlns:wpi="http://schemas.microsoft.com/office/word/2010/wordprocessingInk" xmlns:wps="http://schemas.microsoft.com/office/word/2010/wordprocessingShape" xmlns:o="urn:schemas-microsoft-com:office:office" xmlns:v="urn:schemas-microsoft-com:vml" xmlns:w10="urn:schemas-microsoft-com:office:word" xmlns:w="http://schemas.openxmlformats.org/wordprocessingml/2006/main" xmlns:w14="http://schemas.microsoft.com/office/word/2010/wordml" xmlns:w15="http://schemas.microsoft.com/office/word/2012/wordml" xmlns:w16cex="http://schemas.microsoft.com/office/word/2018/wordml/cex" xmlns:w16cid="http://schemas.microsoft.com/office/word/2016/wordml/cid" xmlns:w16="http://schemas.microsoft.com/office/word/2018/wordml" xmlns:w16sdtdh="http://schemas.microsoft.com/office/word/2020/wordml/sdtdatahash" xmlns:w16sdtfl="http://schemas.microsoft.com/office/word/2024/wordml/sdtformatlock" xmlns:w16se="http://schemas.microsoft.com/office/word/2015/wordml/symex" xmlns:w16du="http://schemas.microsoft.com/office/word/2023/wordml/word16du" xmlns:wne="http://schemas.microsoft.com/office/word/2006/wordml" mc:Ignorable="w14 w15 w16se w16cid w16 w16cex w16sdtdh w16sdtfl w16du wp14">
+<w:document xmlns:wpc="http://schemas.microsoft.com/office/word/2010/wordprocessingCanvas" xmlns:cx="http://schemas.microsoft.com/office/drawing/2014/chartex" xmlns:cx1="http://schemas.microsoft.com/office/drawing/2015/9/8/chartex" xmlns:cx2="http://schemas.microsoft.com/office/drawing/2015/10/21/chartex" xmlns:cx3="http://schemas.microsoft.com/office/drawing/2016/5/9/chartex" xmlns:cx4="http://schemas.microsoft.com/office/drawing/2016/5/10/chartex" xmlns:cx5="http://schemas.microsoft.com/office/drawing/2016/5/11/chartex" xmlns:cx6="http://schemas.microsoft.com/office/drawing/2016/5/12/chartex" xmlns:cx7="http://schemas.microsoft.com/office/drawing/2016/5/13/chartex" xmlns:cx8="http://schemas.microsoft.com/office/drawing/2016/5/14/chartex" xmlns:mc="http://schemas.openxmlformats.org/markup-compatibility/2006" xmlns:aink="http://schemas.microsoft.com/office/drawing/2016/ink" xmlns:am3d="http://schemas.microsoft.com/office/drawing/2017/model3d" xmlns:o="urn:schemas-microsoft-com:office:office" xmlns:oel="http://schemas.microsoft.com/office/2019/extlst" xmlns:r="http://schemas.openxmlformats.org/officeDocument/2006/relationships" xmlns:m="http://schemas.openxmlformats.org/officeDocument/2006/math" xmlns:v="urn:schemas-microsoft-com:vml" xmlns:wp14="http://schemas.microsoft.com/office/word/2010/wordprocessingDrawing" xmlns:wp="http://schemas.openxmlformats.org/drawingml/2006/wordprocessingDrawing" xmlns:w10="urn:schemas-microsoft-com:office:word" xmlns:w="http://schemas.openxmlformats.org/wordprocessingml/2006/main" xmlns:w14="http://schemas.microsoft.com/office/word/2010/wordml" xmlns:w15="http://schemas.microsoft.com/office/word/2012/wordml" xmlns:w16cex="http://schemas.microsoft.com/office/word/2018/wordml/cex" xmlns:w16cid="http://schemas.microsoft.com/office/word/2016/wordml/cid" xmlns:w16="http://schemas.microsoft.com/office/word/2018/wordml" xmlns:w16du="http://schemas.microsoft.com/office/word/2023/wordml/word16du" xmlns:w16sdtdh="http://schemas.microsoft.com/office/word/2020/wordml/sdtdatahash" xmlns:w16sdtfl="http://schemas.microsoft.com/office/word/2024/wordml/sdtformatlock" xmlns:w16se="http://schemas.microsoft.com/office/word/2015/wordml/symex" xmlns:wpg="http://schemas.microsoft.com/office/word/2010/wordprocessingGroup" xmlns:wpi="http://schemas.microsoft.com/office/word/2010/wordprocessingInk" xmlns:wne="http://schemas.microsoft.com/office/word/2006/wordml" xmlns:wps="http://schemas.microsoft.com/office/word/2010/wordprocessingShape" mc:Ignorable="w14 w15 w16se w16cid w16 w16cex w16sdtdh w16sdtfl w16du wp14">
   <w:body>
     <w:p>
       <w:pPr>
@@ -1149,25 +1149,7 @@
           <w:sz w:val="21"/>
           <w:szCs w:val="21"/>
         </w:rPr>
-        <w:t xml:space="preserve"> Ge, H., Zeng, Y., &amp; </w:t>
-      </w:r>
-      <w:proofErr w:type="spellStart"/>
-      <w:r>
-        <w:rPr>
-          <w:rFonts w:ascii="Palatino Linotype" w:hAnsi="Palatino Linotype" w:cs="Palatino Linotype"/>
-          <w:sz w:val="21"/>
-          <w:szCs w:val="21"/>
-        </w:rPr>
-        <w:t>KleinStern</w:t>
-      </w:r>
-      <w:proofErr w:type="spellEnd"/>
-      <w:r>
-        <w:rPr>
-          <w:rFonts w:ascii="Palatino Linotype" w:hAnsi="Palatino Linotype" w:cs="Palatino Linotype"/>
-          <w:sz w:val="21"/>
-          <w:szCs w:val="21"/>
-        </w:rPr>
-        <w:t xml:space="preserve">, C. Vapor buoyancy </w:t>
+        <w:t xml:space="preserve"> Ge, H., Zeng, Y., &amp; KleinStern, C. Vapor buoyancy </w:t>
       </w:r>
       <w:r>
         <w:rPr>
@@ -1308,59 +1290,23 @@
           <w:sz w:val="21"/>
           <w:szCs w:val="21"/>
         </w:rPr>
+        <w:t xml:space="preserve"> Fueglistaler, S. (2026). Periodic extreme rainfall in a warmer climate due to</w:t>
+      </w:r>
+      <w:r>
+        <w:rPr>
+          <w:rFonts w:ascii="Palatino Linotype" w:hAnsi="Palatino Linotype" w:cs="Palatino Linotype"/>
+          <w:sz w:val="21"/>
+          <w:szCs w:val="21"/>
+        </w:rPr>
         <w:t xml:space="preserve"> </w:t>
       </w:r>
-      <w:proofErr w:type="spellStart"/>
-      <w:r>
-        <w:rPr>
-          <w:rFonts w:ascii="Palatino Linotype" w:hAnsi="Palatino Linotype" w:cs="Palatino Linotype"/>
-          <w:sz w:val="21"/>
-          <w:szCs w:val="21"/>
-        </w:rPr>
-        <w:t>Fueglistaler</w:t>
-      </w:r>
-      <w:proofErr w:type="spellEnd"/>
-      <w:r>
-        <w:rPr>
-          <w:rFonts w:ascii="Palatino Linotype" w:hAnsi="Palatino Linotype" w:cs="Palatino Linotype"/>
-          <w:sz w:val="21"/>
-          <w:szCs w:val="21"/>
-        </w:rPr>
-        <w:t>, S. (2026). Periodic extreme rainfall in a warmer climate due to</w:t>
-      </w:r>
-      <w:r>
-        <w:rPr>
-          <w:rFonts w:ascii="Palatino Linotype" w:hAnsi="Palatino Linotype" w:cs="Palatino Linotype"/>
-          <w:sz w:val="21"/>
-          <w:szCs w:val="21"/>
-        </w:rPr>
-        <w:t xml:space="preserve"> </w:t>
-      </w:r>
-      <w:r>
-        <w:rPr>
-          <w:rFonts w:ascii="Palatino Linotype" w:hAnsi="Palatino Linotype" w:cs="Palatino Linotype"/>
-          <w:sz w:val="21"/>
-          <w:szCs w:val="21"/>
-        </w:rPr>
-        <w:t xml:space="preserve">stronger </w:t>
-      </w:r>
-      <w:proofErr w:type="gramStart"/>
-      <w:r>
-        <w:rPr>
-          <w:rFonts w:ascii="Palatino Linotype" w:hAnsi="Palatino Linotype" w:cs="Palatino Linotype"/>
-          <w:sz w:val="21"/>
-          <w:szCs w:val="21"/>
-        </w:rPr>
-        <w:t>convectively-coupled</w:t>
-      </w:r>
-      <w:proofErr w:type="gramEnd"/>
-      <w:r>
-        <w:rPr>
-          <w:rFonts w:ascii="Palatino Linotype" w:hAnsi="Palatino Linotype" w:cs="Palatino Linotype"/>
-          <w:sz w:val="21"/>
-          <w:szCs w:val="21"/>
-        </w:rPr>
-        <w:t xml:space="preserve"> waves. </w:t>
+      <w:r>
+        <w:rPr>
+          <w:rFonts w:ascii="Palatino Linotype" w:hAnsi="Palatino Linotype" w:cs="Palatino Linotype"/>
+          <w:sz w:val="21"/>
+          <w:szCs w:val="21"/>
+        </w:rPr>
+        <w:t xml:space="preserve">stronger convectively-coupled waves. </w:t>
       </w:r>
       <w:r>
         <w:rPr>
@@ -1461,25 +1407,7 @@
           <w:sz w:val="21"/>
           <w:szCs w:val="21"/>
         </w:rPr>
-        <w:t xml:space="preserve"> </w:t>
-      </w:r>
-      <w:proofErr w:type="spellStart"/>
-      <w:r>
-        <w:rPr>
-          <w:rFonts w:ascii="Palatino Linotype" w:hAnsi="Palatino Linotype" w:cs="Palatino Linotype"/>
-          <w:sz w:val="21"/>
-          <w:szCs w:val="21"/>
-        </w:rPr>
-        <w:t>Fueglistaler</w:t>
-      </w:r>
-      <w:proofErr w:type="spellEnd"/>
-      <w:r>
-        <w:rPr>
-          <w:rFonts w:ascii="Palatino Linotype" w:hAnsi="Palatino Linotype" w:cs="Palatino Linotype"/>
-          <w:sz w:val="21"/>
-          <w:szCs w:val="21"/>
-        </w:rPr>
-        <w:t>, S.</w:t>
+        <w:t xml:space="preserve"> Fueglistaler, S.</w:t>
       </w:r>
       <w:r>
         <w:rPr>
@@ -1537,7 +1465,15 @@
           <w:sz w:val="21"/>
           <w:szCs w:val="21"/>
         </w:rPr>
-        <w:t xml:space="preserve"> in press</w:t>
+        <w:t xml:space="preserve"> </w:t>
+      </w:r>
+      <w:r>
+        <w:rPr>
+          <w:rFonts w:ascii="Palatino Linotype" w:hAnsi="Palatino Linotype" w:cs="Palatino Linotype"/>
+          <w:sz w:val="21"/>
+          <w:szCs w:val="21"/>
+        </w:rPr>
+        <w:t>53(18)</w:t>
       </w:r>
       <w:r>
         <w:rPr>
@@ -1594,25 +1530,7 @@
           <w:sz w:val="21"/>
           <w:szCs w:val="21"/>
         </w:rPr>
-        <w:t xml:space="preserve"> </w:t>
-      </w:r>
-      <w:proofErr w:type="spellStart"/>
-      <w:r>
-        <w:rPr>
-          <w:rFonts w:ascii="Palatino Linotype" w:hAnsi="Palatino Linotype" w:cs="Palatino Linotype"/>
-          <w:sz w:val="21"/>
-          <w:szCs w:val="21"/>
-        </w:rPr>
-        <w:t>Fueglistaler</w:t>
-      </w:r>
-      <w:proofErr w:type="spellEnd"/>
-      <w:r>
-        <w:rPr>
-          <w:rFonts w:ascii="Palatino Linotype" w:hAnsi="Palatino Linotype" w:cs="Palatino Linotype"/>
-          <w:sz w:val="21"/>
-          <w:szCs w:val="21"/>
-        </w:rPr>
-        <w:t>, S.</w:t>
+        <w:t xml:space="preserve"> Fueglistaler, S.</w:t>
       </w:r>
       <w:r>
         <w:rPr>
@@ -1745,25 +1663,7 @@
           <w:sz w:val="21"/>
           <w:szCs w:val="21"/>
         </w:rPr>
-        <w:t xml:space="preserve">, </w:t>
-      </w:r>
-      <w:proofErr w:type="spellStart"/>
-      <w:r>
-        <w:rPr>
-          <w:rFonts w:ascii="Palatino Linotype" w:hAnsi="Palatino Linotype" w:cs="Palatino Linotype"/>
-          <w:sz w:val="21"/>
-          <w:szCs w:val="21"/>
-        </w:rPr>
-        <w:t>Fueglistaler</w:t>
-      </w:r>
-      <w:proofErr w:type="spellEnd"/>
-      <w:r>
-        <w:rPr>
-          <w:rFonts w:ascii="Palatino Linotype" w:hAnsi="Palatino Linotype" w:cs="Palatino Linotype"/>
-          <w:sz w:val="21"/>
-          <w:szCs w:val="21"/>
-        </w:rPr>
-        <w:t>, S., Zhang, B., &amp; Wang, C.</w:t>
+        <w:t>, Fueglistaler, S., Zhang, B., &amp; Wang, C.</w:t>
       </w:r>
       <w:r>
         <w:rPr>
@@ -1945,25 +1845,7 @@
           <w:sz w:val="21"/>
           <w:szCs w:val="21"/>
         </w:rPr>
-        <w:t xml:space="preserve">, </w:t>
-      </w:r>
-      <w:proofErr w:type="spellStart"/>
-      <w:r>
-        <w:rPr>
-          <w:rFonts w:ascii="Palatino Linotype" w:hAnsi="Palatino Linotype" w:cs="Palatino Linotype"/>
-          <w:sz w:val="21"/>
-          <w:szCs w:val="21"/>
-        </w:rPr>
-        <w:t>Fueglistaler</w:t>
-      </w:r>
-      <w:proofErr w:type="spellEnd"/>
-      <w:r>
-        <w:rPr>
-          <w:rFonts w:ascii="Palatino Linotype" w:hAnsi="Palatino Linotype" w:cs="Palatino Linotype"/>
-          <w:sz w:val="21"/>
-          <w:szCs w:val="21"/>
-        </w:rPr>
-        <w:t>, S., Zhang, B., &amp; Wang, C.</w:t>
+        <w:t>, Fueglistaler, S., Zhang, B., &amp; Wang, C.</w:t>
       </w:r>
       <w:r>
         <w:rPr>
@@ -2659,6 +2541,15 @@
         </w:rPr>
         <w:t>LA, Dec 2025</w:t>
       </w:r>
+      <w:r>
+        <w:rPr>
+          <w:rFonts w:ascii="Palatino Linotype" w:hAnsi="Palatino Linotype" w:cs="Palatino Linotype"/>
+          <w:bCs/>
+          <w:sz w:val="21"/>
+          <w:szCs w:val="21"/>
+        </w:rPr>
+        <w:t xml:space="preserve"> (1)</w:t>
+      </w:r>
     </w:p>
     <w:p>
       <w:pPr>
@@ -2682,16 +2573,16 @@
           <w:sz w:val="21"/>
           <w:szCs w:val="21"/>
         </w:rPr>
-        <w:t xml:space="preserve">AGU </w:t>
-      </w:r>
-      <w:r>
-        <w:rPr>
-          <w:rFonts w:ascii="Palatino Linotype" w:hAnsi="Palatino Linotype" w:cs="Palatino Linotype"/>
-          <w:bCs/>
-          <w:sz w:val="21"/>
-          <w:szCs w:val="21"/>
-        </w:rPr>
-        <w:t xml:space="preserve">Fall Meeting </w:t>
+        <w:t>AGU</w:t>
+      </w:r>
+      <w:r>
+        <w:rPr>
+          <w:rFonts w:ascii="Palatino Linotype" w:hAnsi="Palatino Linotype" w:cs="Palatino Linotype"/>
+          <w:bCs/>
+          <w:sz w:val="21"/>
+          <w:szCs w:val="21"/>
+        </w:rPr>
+        <w:t xml:space="preserve"> Fall Meeting</w:t>
       </w:r>
       <w:r>
         <w:rPr>
@@ -2700,16 +2591,16 @@
           <w:sz w:val="21"/>
           <w:szCs w:val="21"/>
         </w:rPr>
-        <w:t>202</w:t>
-      </w:r>
-      <w:r>
-        <w:rPr>
-          <w:rFonts w:ascii="Palatino Linotype" w:hAnsi="Palatino Linotype" w:cs="Palatino Linotype"/>
-          <w:bCs/>
-          <w:sz w:val="21"/>
-          <w:szCs w:val="21"/>
-        </w:rPr>
-        <w:t>4</w:t>
+        <w:t xml:space="preserve"> 202</w:t>
+      </w:r>
+      <w:r>
+        <w:rPr>
+          <w:rFonts w:ascii="Palatino Linotype" w:hAnsi="Palatino Linotype" w:cs="Palatino Linotype"/>
+          <w:bCs/>
+          <w:sz w:val="21"/>
+          <w:szCs w:val="21"/>
+        </w:rPr>
+        <w:t>5</w:t>
       </w:r>
       <w:r>
         <w:rPr>
@@ -2727,16 +2618,34 @@
           <w:sz w:val="21"/>
           <w:szCs w:val="21"/>
         </w:rPr>
-        <w:t>Washington D.C.</w:t>
-      </w:r>
-      <w:r>
-        <w:rPr>
-          <w:rFonts w:ascii="Palatino Linotype" w:hAnsi="Palatino Linotype" w:cs="Palatino Linotype"/>
-          <w:bCs/>
-          <w:sz w:val="21"/>
-          <w:szCs w:val="21"/>
-        </w:rPr>
-        <w:t>, Dec 2024</w:t>
+        <w:t>New Orleans, LA, Dec 2025</w:t>
+      </w:r>
+      <w:r>
+        <w:rPr>
+          <w:rFonts w:ascii="Palatino Linotype" w:hAnsi="Palatino Linotype" w:cs="Palatino Linotype"/>
+          <w:bCs/>
+          <w:sz w:val="21"/>
+          <w:szCs w:val="21"/>
+        </w:rPr>
+        <w:t xml:space="preserve"> (</w:t>
+      </w:r>
+      <w:r>
+        <w:rPr>
+          <w:rFonts w:ascii="Palatino Linotype" w:hAnsi="Palatino Linotype" w:cs="Palatino Linotype"/>
+          <w:bCs/>
+          <w:sz w:val="21"/>
+          <w:szCs w:val="21"/>
+        </w:rPr>
+        <w:t>2</w:t>
+      </w:r>
+      <w:r>
+        <w:rPr>
+          <w:rFonts w:ascii="Palatino Linotype" w:hAnsi="Palatino Linotype" w:cs="Palatino Linotype"/>
+          <w:bCs/>
+          <w:sz w:val="21"/>
+          <w:szCs w:val="21"/>
+        </w:rPr>
+        <w:t>)</w:t>
       </w:r>
     </w:p>
     <w:p>
@@ -2756,30 +2665,66 @@
       </w:pPr>
       <w:r>
         <w:rPr>
-          <w:rFonts w:ascii="Palatino Linotype" w:hAnsi="Palatino Linotype" w:cs="Palatino Linotype"/>
-          <w:bCs/>
-          <w:sz w:val="21"/>
-          <w:szCs w:val="21"/>
-        </w:rPr>
-        <w:t>ICDM Workshop 2024, Nanjing</w:t>
-      </w:r>
-      <w:r>
-        <w:rPr>
-          <w:rFonts w:ascii="Palatino Linotype" w:hAnsi="Palatino Linotype" w:cs="Palatino Linotype"/>
-          <w:bCs/>
-          <w:sz w:val="21"/>
-          <w:szCs w:val="21"/>
-        </w:rPr>
-        <w:t>, Oct 2024</w:t>
-      </w:r>
-      <w:r>
-        <w:rPr>
           <w:rFonts w:ascii="Palatino Linotype" w:hAnsi="Palatino Linotype" w:cs="Palatino Linotype" w:hint="eastAsia"/>
           <w:bCs/>
           <w:sz w:val="21"/>
           <w:szCs w:val="21"/>
         </w:rPr>
-        <w:t xml:space="preserve"> </w:t>
+        <w:t xml:space="preserve">AGU </w:t>
+      </w:r>
+      <w:r>
+        <w:rPr>
+          <w:rFonts w:ascii="Palatino Linotype" w:hAnsi="Palatino Linotype" w:cs="Palatino Linotype"/>
+          <w:bCs/>
+          <w:sz w:val="21"/>
+          <w:szCs w:val="21"/>
+        </w:rPr>
+        <w:t xml:space="preserve">Fall Meeting </w:t>
+      </w:r>
+      <w:r>
+        <w:rPr>
+          <w:rFonts w:ascii="Palatino Linotype" w:hAnsi="Palatino Linotype" w:cs="Palatino Linotype" w:hint="eastAsia"/>
+          <w:bCs/>
+          <w:sz w:val="21"/>
+          <w:szCs w:val="21"/>
+        </w:rPr>
+        <w:t>202</w:t>
+      </w:r>
+      <w:r>
+        <w:rPr>
+          <w:rFonts w:ascii="Palatino Linotype" w:hAnsi="Palatino Linotype" w:cs="Palatino Linotype"/>
+          <w:bCs/>
+          <w:sz w:val="21"/>
+          <w:szCs w:val="21"/>
+        </w:rPr>
+        <w:t>4</w:t>
+      </w:r>
+      <w:r>
+        <w:rPr>
+          <w:rFonts w:ascii="Palatino Linotype" w:hAnsi="Palatino Linotype" w:cs="Palatino Linotype" w:hint="eastAsia"/>
+          <w:bCs/>
+          <w:sz w:val="21"/>
+          <w:szCs w:val="21"/>
+        </w:rPr>
+        <w:t xml:space="preserve">, </w:t>
+      </w:r>
+      <w:r>
+        <w:rPr>
+          <w:rFonts w:ascii="Palatino Linotype" w:hAnsi="Palatino Linotype" w:cs="Palatino Linotype"/>
+          <w:bCs/>
+          <w:sz w:val="21"/>
+          <w:szCs w:val="21"/>
+        </w:rPr>
+        <w:t>Washington D.C.</w:t>
+      </w:r>
+      <w:r>
+        <w:rPr>
+          <w:rFonts w:ascii="Palatino Linotype" w:hAnsi="Palatino Linotype" w:cs="Palatino Linotype"/>
+          <w:bCs/>
+          <w:sz w:val="21"/>
+          <w:szCs w:val="21"/>
+        </w:rPr>
+        <w:t>, Dec 2024</w:t>
       </w:r>
     </w:p>
     <w:p>
@@ -2804,26 +2749,16 @@
           <w:sz w:val="21"/>
           <w:szCs w:val="21"/>
         </w:rPr>
-        <w:t>24</w:t>
-      </w:r>
-      <w:r>
-        <w:rPr>
-          <w:rFonts w:ascii="Palatino Linotype" w:hAnsi="Palatino Linotype" w:cs="Palatino Linotype"/>
-          <w:bCs/>
-          <w:sz w:val="21"/>
-          <w:szCs w:val="21"/>
-          <w:vertAlign w:val="superscript"/>
-        </w:rPr>
-        <w:t>th</w:t>
-      </w:r>
-      <w:r>
-        <w:rPr>
-          <w:rFonts w:ascii="Palatino Linotype" w:hAnsi="Palatino Linotype" w:cs="Palatino Linotype"/>
-          <w:bCs/>
-          <w:sz w:val="21"/>
-          <w:szCs w:val="21"/>
-        </w:rPr>
-        <w:t xml:space="preserve"> Atmospheric and Oceanic Fluid Dynamics Conference</w:t>
+        <w:t>ICDM Workshop 2024, Nanjing</w:t>
+      </w:r>
+      <w:r>
+        <w:rPr>
+          <w:rFonts w:ascii="Palatino Linotype" w:hAnsi="Palatino Linotype" w:cs="Palatino Linotype"/>
+          <w:bCs/>
+          <w:sz w:val="21"/>
+          <w:szCs w:val="21"/>
+        </w:rPr>
+        <w:t>, Oct 2024</w:t>
       </w:r>
       <w:r>
         <w:rPr>
@@ -2832,52 +2767,7 @@
           <w:sz w:val="21"/>
           <w:szCs w:val="21"/>
         </w:rPr>
-        <w:t>, Burlington</w:t>
-      </w:r>
-      <w:r>
-        <w:rPr>
-          <w:rFonts w:ascii="Palatino Linotype" w:hAnsi="Palatino Linotype" w:cs="Palatino Linotype"/>
-          <w:bCs/>
-          <w:sz w:val="21"/>
-          <w:szCs w:val="21"/>
-        </w:rPr>
-        <w:t>,</w:t>
-      </w:r>
-      <w:r>
-        <w:rPr>
-          <w:rFonts w:ascii="Palatino Linotype" w:hAnsi="Palatino Linotype" w:cs="Palatino Linotype"/>
-          <w:bCs/>
-          <w:sz w:val="21"/>
-          <w:szCs w:val="21"/>
-        </w:rPr>
-        <w:t xml:space="preserve"> VT,</w:t>
-      </w:r>
-      <w:r>
-        <w:rPr>
-          <w:rFonts w:ascii="Palatino Linotype" w:hAnsi="Palatino Linotype" w:cs="Palatino Linotype"/>
-          <w:bCs/>
-          <w:sz w:val="21"/>
-          <w:szCs w:val="21"/>
-        </w:rPr>
-        <w:t xml:space="preserve"> June 2024</w:t>
-      </w:r>
-      <w:r>
-        <w:rPr>
-          <w:rFonts w:ascii="Palatino Linotype" w:hAnsi="Palatino Linotype" w:cs="Palatino Linotype" w:hint="eastAsia"/>
-          <w:bCs/>
-          <w:sz w:val="21"/>
-          <w:szCs w:val="21"/>
-        </w:rPr>
-        <w:t xml:space="preserve">                                                                                                                </w:t>
-      </w:r>
-      <w:r>
-        <w:rPr>
-          <w:rFonts w:ascii="Palatino Linotype" w:hAnsi="Palatino Linotype" w:cs="Palatino Linotype" w:hint="eastAsia"/>
-          <w:bCs/>
-          <w:sz w:val="21"/>
-          <w:szCs w:val="21"/>
-        </w:rPr>
-        <w:t xml:space="preserve">                    </w:t>
+        <w:t xml:space="preserve"> </w:t>
       </w:r>
     </w:p>
     <w:p>
@@ -2889,12 +2779,40 @@
         </w:numPr>
         <w:spacing w:after="0" w:line="240" w:lineRule="auto"/>
         <w:rPr>
-          <w:rFonts w:ascii="Palatino Linotype" w:eastAsia="SimSun" w:hAnsi="Palatino Linotype" w:cs="Palatino Linotype"/>
-          <w:bCs/>
-          <w:sz w:val="21"/>
-          <w:szCs w:val="21"/>
-        </w:rPr>
-      </w:pPr>
+          <w:rFonts w:ascii="Palatino Linotype" w:hAnsi="Palatino Linotype" w:cs="Palatino Linotype"/>
+          <w:bCs/>
+          <w:sz w:val="21"/>
+          <w:szCs w:val="21"/>
+        </w:rPr>
+      </w:pPr>
+      <w:r>
+        <w:rPr>
+          <w:rFonts w:ascii="Palatino Linotype" w:hAnsi="Palatino Linotype" w:cs="Palatino Linotype"/>
+          <w:bCs/>
+          <w:sz w:val="21"/>
+          <w:szCs w:val="21"/>
+        </w:rPr>
+        <w:t>24</w:t>
+      </w:r>
+      <w:r>
+        <w:rPr>
+          <w:rFonts w:ascii="Palatino Linotype" w:hAnsi="Palatino Linotype" w:cs="Palatino Linotype"/>
+          <w:bCs/>
+          <w:sz w:val="21"/>
+          <w:szCs w:val="21"/>
+          <w:vertAlign w:val="superscript"/>
+        </w:rPr>
+        <w:t>th</w:t>
+      </w:r>
+      <w:r>
+        <w:rPr>
+          <w:rFonts w:ascii="Palatino Linotype" w:hAnsi="Palatino Linotype" w:cs="Palatino Linotype"/>
+          <w:bCs/>
+          <w:sz w:val="21"/>
+          <w:szCs w:val="21"/>
+        </w:rPr>
+        <w:t xml:space="preserve"> Atmospheric and Oceanic Fluid Dynamics Conference</w:t>
+      </w:r>
       <w:r>
         <w:rPr>
           <w:rFonts w:ascii="Palatino Linotype" w:hAnsi="Palatino Linotype" w:cs="Palatino Linotype" w:hint="eastAsia"/>
@@ -2902,16 +2820,34 @@
           <w:sz w:val="21"/>
           <w:szCs w:val="21"/>
         </w:rPr>
-        <w:t>CFMIP</w:t>
-      </w:r>
-      <w:r>
-        <w:rPr>
-          <w:rFonts w:ascii="Palatino Linotype" w:hAnsi="Palatino Linotype" w:cs="Palatino Linotype"/>
-          <w:bCs/>
-          <w:sz w:val="21"/>
-          <w:szCs w:val="21"/>
-        </w:rPr>
-        <w:t xml:space="preserve"> Meeting</w:t>
+        <w:t>, Burlington</w:t>
+      </w:r>
+      <w:r>
+        <w:rPr>
+          <w:rFonts w:ascii="Palatino Linotype" w:hAnsi="Palatino Linotype" w:cs="Palatino Linotype"/>
+          <w:bCs/>
+          <w:sz w:val="21"/>
+          <w:szCs w:val="21"/>
+        </w:rPr>
+        <w:t>,</w:t>
+      </w:r>
+      <w:r>
+        <w:rPr>
+          <w:rFonts w:ascii="Palatino Linotype" w:hAnsi="Palatino Linotype" w:cs="Palatino Linotype"/>
+          <w:bCs/>
+          <w:sz w:val="21"/>
+          <w:szCs w:val="21"/>
+        </w:rPr>
+        <w:t xml:space="preserve"> VT,</w:t>
+      </w:r>
+      <w:r>
+        <w:rPr>
+          <w:rFonts w:ascii="Palatino Linotype" w:hAnsi="Palatino Linotype" w:cs="Palatino Linotype"/>
+          <w:bCs/>
+          <w:sz w:val="21"/>
+          <w:szCs w:val="21"/>
+        </w:rPr>
+        <w:t xml:space="preserve"> June 2024</w:t>
       </w:r>
       <w:r>
         <w:rPr>
@@ -2920,16 +2856,7 @@
           <w:sz w:val="21"/>
           <w:szCs w:val="21"/>
         </w:rPr>
-        <w:t xml:space="preserve"> 2024, Boston</w:t>
-      </w:r>
-      <w:r>
-        <w:rPr>
-          <w:rFonts w:ascii="Palatino Linotype" w:hAnsi="Palatino Linotype" w:cs="Palatino Linotype"/>
-          <w:bCs/>
-          <w:sz w:val="21"/>
-          <w:szCs w:val="21"/>
-        </w:rPr>
-        <w:t>, MA, June 2024</w:t>
+        <w:t xml:space="preserve">                                                                                                                </w:t>
       </w:r>
       <w:r>
         <w:rPr>
@@ -2938,25 +2865,7 @@
           <w:sz w:val="21"/>
           <w:szCs w:val="21"/>
         </w:rPr>
-        <w:t xml:space="preserve">                                                                                                                      </w:t>
-      </w:r>
-      <w:r>
-        <w:rPr>
-          <w:rFonts w:ascii="Palatino Linotype" w:hAnsi="Palatino Linotype" w:cs="Palatino Linotype" w:hint="eastAsia"/>
-          <w:bCs/>
-          <w:sz w:val="21"/>
-          <w:szCs w:val="21"/>
-        </w:rPr>
         <w:t xml:space="preserve">                    </w:t>
-      </w:r>
-      <w:r>
-        <w:rPr>
-          <w:rFonts w:ascii="Palatino Linotype" w:hAnsi="Palatino Linotype" w:cs="Palatino Linotype" w:hint="eastAsia"/>
-          <w:bCs/>
-          <w:sz w:val="21"/>
-          <w:szCs w:val="21"/>
-        </w:rPr>
-        <w:t xml:space="preserve">                                                        </w:t>
       </w:r>
     </w:p>
     <w:p>
@@ -2968,6 +2877,85 @@
         </w:numPr>
         <w:spacing w:after="0" w:line="240" w:lineRule="auto"/>
         <w:rPr>
+          <w:rFonts w:ascii="Palatino Linotype" w:eastAsia="SimSun" w:hAnsi="Palatino Linotype" w:cs="Palatino Linotype"/>
+          <w:bCs/>
+          <w:sz w:val="21"/>
+          <w:szCs w:val="21"/>
+        </w:rPr>
+      </w:pPr>
+      <w:r>
+        <w:rPr>
+          <w:rFonts w:ascii="Palatino Linotype" w:hAnsi="Palatino Linotype" w:cs="Palatino Linotype" w:hint="eastAsia"/>
+          <w:bCs/>
+          <w:sz w:val="21"/>
+          <w:szCs w:val="21"/>
+        </w:rPr>
+        <w:t>CFMIP</w:t>
+      </w:r>
+      <w:r>
+        <w:rPr>
+          <w:rFonts w:ascii="Palatino Linotype" w:hAnsi="Palatino Linotype" w:cs="Palatino Linotype"/>
+          <w:bCs/>
+          <w:sz w:val="21"/>
+          <w:szCs w:val="21"/>
+        </w:rPr>
+        <w:t xml:space="preserve"> Meeting</w:t>
+      </w:r>
+      <w:r>
+        <w:rPr>
+          <w:rFonts w:ascii="Palatino Linotype" w:hAnsi="Palatino Linotype" w:cs="Palatino Linotype" w:hint="eastAsia"/>
+          <w:bCs/>
+          <w:sz w:val="21"/>
+          <w:szCs w:val="21"/>
+        </w:rPr>
+        <w:t xml:space="preserve"> 2024, Boston</w:t>
+      </w:r>
+      <w:r>
+        <w:rPr>
+          <w:rFonts w:ascii="Palatino Linotype" w:hAnsi="Palatino Linotype" w:cs="Palatino Linotype"/>
+          <w:bCs/>
+          <w:sz w:val="21"/>
+          <w:szCs w:val="21"/>
+        </w:rPr>
+        <w:t>, MA, June 2024</w:t>
+      </w:r>
+      <w:r>
+        <w:rPr>
+          <w:rFonts w:ascii="Palatino Linotype" w:hAnsi="Palatino Linotype" w:cs="Palatino Linotype" w:hint="eastAsia"/>
+          <w:bCs/>
+          <w:sz w:val="21"/>
+          <w:szCs w:val="21"/>
+        </w:rPr>
+        <w:t xml:space="preserve">                                                                                                                      </w:t>
+      </w:r>
+      <w:r>
+        <w:rPr>
+          <w:rFonts w:ascii="Palatino Linotype" w:hAnsi="Palatino Linotype" w:cs="Palatino Linotype" w:hint="eastAsia"/>
+          <w:bCs/>
+          <w:sz w:val="21"/>
+          <w:szCs w:val="21"/>
+        </w:rPr>
+        <w:t xml:space="preserve">                    </w:t>
+      </w:r>
+      <w:r>
+        <w:rPr>
+          <w:rFonts w:ascii="Palatino Linotype" w:hAnsi="Palatino Linotype" w:cs="Palatino Linotype" w:hint="eastAsia"/>
+          <w:bCs/>
+          <w:sz w:val="21"/>
+          <w:szCs w:val="21"/>
+        </w:rPr>
+        <w:t xml:space="preserve">                                                        </w:t>
+      </w:r>
+    </w:p>
+    <w:p>
+      <w:pPr>
+        <w:pStyle w:val="ListParagraph"/>
+        <w:numPr>
+          <w:ilvl w:val="0"/>
+          <w:numId w:val="7"/>
+        </w:numPr>
+        <w:spacing w:after="0" w:line="240" w:lineRule="auto"/>
+        <w:rPr>
           <w:rFonts w:ascii="Palatino Linotype" w:hAnsi="Palatino Linotype" w:cs="Palatino Linotype"/>
           <w:bCs/>
           <w:sz w:val="21"/>
@@ -3720,16 +3708,7 @@
           <w:sz w:val="21"/>
           <w:szCs w:val="21"/>
         </w:rPr>
-        <w:t xml:space="preserve"> </w:t>
-      </w:r>
-      <w:proofErr w:type="spellStart"/>
-      <w:r>
-        <w:rPr>
-          <w:rFonts w:ascii="Palatino Linotype" w:hAnsi="Palatino Linotype" w:cs="Palatino Linotype"/>
-          <w:sz w:val="21"/>
-          <w:szCs w:val="21"/>
-        </w:rPr>
-        <w:t>Rossby</w:t>
+        <w:t xml:space="preserve"> Rossby</w:t>
       </w:r>
       <w:r>
         <w:rPr>
@@ -3747,7 +3726,6 @@
         </w:rPr>
         <w:t>alooza</w:t>
       </w:r>
-      <w:proofErr w:type="spellEnd"/>
       <w:r>
         <w:rPr>
           <w:rFonts w:ascii="Palatino Linotype" w:hAnsi="Palatino Linotype" w:cs="Palatino Linotype"/>
@@ -4159,25 +4137,7 @@
           <w:sz w:val="21"/>
           <w:szCs w:val="21"/>
         </w:rPr>
-        <w:t xml:space="preserve">Organizer of the 2025-2026 “climate </w:t>
-      </w:r>
-      <w:proofErr w:type="spellStart"/>
-      <w:r>
-        <w:rPr>
-          <w:rFonts w:ascii="Palatino Linotype" w:hAnsi="Palatino Linotype" w:cs="Palatino Linotype"/>
-          <w:sz w:val="21"/>
-          <w:szCs w:val="21"/>
-        </w:rPr>
-        <w:t>chedann</w:t>
-      </w:r>
-      <w:proofErr w:type="spellEnd"/>
-      <w:r>
-        <w:rPr>
-          <w:rFonts w:ascii="Palatino Linotype" w:hAnsi="Palatino Linotype" w:cs="Palatino Linotype"/>
-          <w:sz w:val="21"/>
-          <w:szCs w:val="21"/>
-        </w:rPr>
-        <w:t>” weekly climate dynamics seminar among ~500 scholars</w:t>
+        <w:t>Organizer of the 2025-2026 “climate chedann” weekly climate dynamics seminar among ~500 scholars</w:t>
       </w:r>
     </w:p>
     <w:p>
@@ -4214,7 +4174,7 @@
 </file>
 
 <file path=word/numbering.xml><?xml version="1.0" encoding="utf-8"?>
-<w:numbering xmlns:wpc="http://schemas.microsoft.com/office/word/2010/wordprocessingCanvas" xmlns:cx="http://schemas.microsoft.com/office/drawing/2014/chartex" xmlns:cx1="http://schemas.microsoft.com/office/drawing/2015/9/8/chartex" xmlns:cx2="http://schemas.microsoft.com/office/drawing/2015/10/21/chartex" xmlns:cx3="http://schemas.microsoft.com/office/drawing/2016/5/9/chartex" xmlns:cx4="http://schemas.microsoft.com/office/drawing/2016/5/10/chartex" xmlns:cx5="http://schemas.microsoft.com/office/drawing/2016/5/11/chartex" xmlns:cx6="http://schemas.microsoft.com/office/drawing/2016/5/12/chartex" xmlns:cx7="http://schemas.microsoft.com/office/drawing/2016/5/13/chartex" xmlns:cx8="http://schemas.microsoft.com/office/drawing/2016/5/14/chartex" xmlns:mc="http://schemas.openxmlformats.org/markup-compatibility/2006" xmlns:m="http://schemas.openxmlformats.org/officeDocument/2006/math" xmlns:aink="http://schemas.microsoft.com/office/drawing/2016/ink" xmlns:am3d="http://schemas.microsoft.com/office/drawing/2017/model3d" xmlns:oel="http://schemas.microsoft.com/office/2019/extlst" xmlns:r="http://schemas.openxmlformats.org/officeDocument/2006/relationships" xmlns:wp14="http://schemas.microsoft.com/office/word/2010/wordprocessingDrawing" xmlns:wp="http://schemas.openxmlformats.org/drawingml/2006/wordprocessingDrawing" xmlns:wpg="http://schemas.microsoft.com/office/word/2010/wordprocessingGroup" xmlns:wpi="http://schemas.microsoft.com/office/word/2010/wordprocessingInk" xmlns:wps="http://schemas.microsoft.com/office/word/2010/wordprocessingShape" xmlns:o="urn:schemas-microsoft-com:office:office" xmlns:v="urn:schemas-microsoft-com:vml" xmlns:w10="urn:schemas-microsoft-com:office:word" xmlns:w="http://schemas.openxmlformats.org/wordprocessingml/2006/main" xmlns:w14="http://schemas.microsoft.com/office/word/2010/wordml" xmlns:w15="http://schemas.microsoft.com/office/word/2012/wordml" xmlns:w16cex="http://schemas.microsoft.com/office/word/2018/wordml/cex" xmlns:w16cid="http://schemas.microsoft.com/office/word/2016/wordml/cid" xmlns:w16="http://schemas.microsoft.com/office/word/2018/wordml" xmlns:w16sdtdh="http://schemas.microsoft.com/office/word/2020/wordml/sdtdatahash" xmlns:w16sdtfl="http://schemas.microsoft.com/office/word/2024/wordml/sdtformatlock" xmlns:w16se="http://schemas.microsoft.com/office/word/2015/wordml/symex" xmlns:w16du="http://schemas.microsoft.com/office/word/2023/wordml/word16du" xmlns:wne="http://schemas.microsoft.com/office/word/2006/wordml" mc:Ignorable="w14 w15 w16se w16cid w16 w16cex w16sdtdh w16sdtfl w16du wp14">
+<w:numbering xmlns:wpc="http://schemas.microsoft.com/office/word/2010/wordprocessingCanvas" xmlns:cx="http://schemas.microsoft.com/office/drawing/2014/chartex" xmlns:cx1="http://schemas.microsoft.com/office/drawing/2015/9/8/chartex" xmlns:cx2="http://schemas.microsoft.com/office/drawing/2015/10/21/chartex" xmlns:cx3="http://schemas.microsoft.com/office/drawing/2016/5/9/chartex" xmlns:cx4="http://schemas.microsoft.com/office/drawing/2016/5/10/chartex" xmlns:cx5="http://schemas.microsoft.com/office/drawing/2016/5/11/chartex" xmlns:cx6="http://schemas.microsoft.com/office/drawing/2016/5/12/chartex" xmlns:cx7="http://schemas.microsoft.com/office/drawing/2016/5/13/chartex" xmlns:cx8="http://schemas.microsoft.com/office/drawing/2016/5/14/chartex" xmlns:mc="http://schemas.openxmlformats.org/markup-compatibility/2006" xmlns:aink="http://schemas.microsoft.com/office/drawing/2016/ink" xmlns:am3d="http://schemas.microsoft.com/office/drawing/2017/model3d" xmlns:o="urn:schemas-microsoft-com:office:office" xmlns:oel="http://schemas.microsoft.com/office/2019/extlst" xmlns:r="http://schemas.openxmlformats.org/officeDocument/2006/relationships" xmlns:m="http://schemas.openxmlformats.org/officeDocument/2006/math" xmlns:v="urn:schemas-microsoft-com:vml" xmlns:wp14="http://schemas.microsoft.com/office/word/2010/wordprocessingDrawing" xmlns:wp="http://schemas.openxmlformats.org/drawingml/2006/wordprocessingDrawing" xmlns:w10="urn:schemas-microsoft-com:office:word" xmlns:w="http://schemas.openxmlformats.org/wordprocessingml/2006/main" xmlns:w14="http://schemas.microsoft.com/office/word/2010/wordml" xmlns:w15="http://schemas.microsoft.com/office/word/2012/wordml" xmlns:w16cex="http://schemas.microsoft.com/office/word/2018/wordml/cex" xmlns:w16cid="http://schemas.microsoft.com/office/word/2016/wordml/cid" xmlns:w16="http://schemas.microsoft.com/office/word/2018/wordml" xmlns:w16du="http://schemas.microsoft.com/office/word/2023/wordml/word16du" xmlns:w16sdtdh="http://schemas.microsoft.com/office/word/2020/wordml/sdtdatahash" xmlns:w16sdtfl="http://schemas.microsoft.com/office/word/2024/wordml/sdtformatlock" xmlns:w16se="http://schemas.microsoft.com/office/word/2015/wordml/symex" xmlns:wpg="http://schemas.microsoft.com/office/word/2010/wordprocessingGroup" xmlns:wpi="http://schemas.microsoft.com/office/word/2010/wordprocessingInk" xmlns:wne="http://schemas.microsoft.com/office/word/2006/wordml" xmlns:wps="http://schemas.microsoft.com/office/word/2010/wordprocessingShape" mc:Ignorable="w14 w15 w16se w16cid w16 w16cex w16sdtdh w16sdtfl w16du wp14">
   <w:abstractNum w:abstractNumId="0" w15:restartNumberingAfterBreak="0">
     <w:nsid w:val="21B84CED"/>
     <w:multiLevelType w:val="hybridMultilevel"/>
@@ -5677,7 +5637,7 @@
 </file>
 
 <file path=word/styles.xml><?xml version="1.0" encoding="utf-8"?>
-<w:styles xmlns:mc="http://schemas.openxmlformats.org/markup-compatibility/2006" xmlns:r="http://schemas.openxmlformats.org/officeDocument/2006/relationships" xmlns:w="http://schemas.openxmlformats.org/wordprocessingml/2006/main" xmlns:w14="http://schemas.microsoft.com/office/word/2010/wordml" xmlns:w15="http://schemas.microsoft.com/office/word/2012/wordml" xmlns:w16cex="http://schemas.microsoft.com/office/word/2018/wordml/cex" xmlns:w16cid="http://schemas.microsoft.com/office/word/2016/wordml/cid" xmlns:w16="http://schemas.microsoft.com/office/word/2018/wordml" xmlns:w16sdtdh="http://schemas.microsoft.com/office/word/2020/wordml/sdtdatahash" xmlns:w16sdtfl="http://schemas.microsoft.com/office/word/2024/wordml/sdtformatlock" xmlns:w16se="http://schemas.microsoft.com/office/word/2015/wordml/symex" xmlns:w16du="http://schemas.microsoft.com/office/word/2023/wordml/word16du" mc:Ignorable="w14 w15 w16se w16cid w16 w16cex w16sdtdh w16sdtfl w16du">
+<w:styles xmlns:mc="http://schemas.openxmlformats.org/markup-compatibility/2006" xmlns:r="http://schemas.openxmlformats.org/officeDocument/2006/relationships" xmlns:w="http://schemas.openxmlformats.org/wordprocessingml/2006/main" xmlns:w14="http://schemas.microsoft.com/office/word/2010/wordml" xmlns:w15="http://schemas.microsoft.com/office/word/2012/wordml" xmlns:w16cex="http://schemas.microsoft.com/office/word/2018/wordml/cex" xmlns:w16cid="http://schemas.microsoft.com/office/word/2016/wordml/cid" xmlns:w16="http://schemas.microsoft.com/office/word/2018/wordml" xmlns:w16du="http://schemas.microsoft.com/office/word/2023/wordml/word16du" xmlns:w16sdtdh="http://schemas.microsoft.com/office/word/2020/wordml/sdtdatahash" xmlns:w16sdtfl="http://schemas.microsoft.com/office/word/2024/wordml/sdtformatlock" xmlns:w16se="http://schemas.microsoft.com/office/word/2015/wordml/symex" mc:Ignorable="w14 w15 w16se w16cid w16 w16cex w16sdtdh w16sdtfl w16du">
   <w:docDefaults>
     <w:rPrDefault>
       <w:rPr>

--- a/file/Heng_Quan_CV.docx
+++ b/file/Heng_Quan_CV.docx
@@ -1149,7 +1149,25 @@
           <w:sz w:val="21"/>
           <w:szCs w:val="21"/>
         </w:rPr>
-        <w:t xml:space="preserve"> Ge, H., Zeng, Y., &amp; KleinStern, C. Vapor buoyancy </w:t>
+        <w:t xml:space="preserve"> Ge, H., Zeng, Y., &amp; </w:t>
+      </w:r>
+      <w:proofErr w:type="spellStart"/>
+      <w:r>
+        <w:rPr>
+          <w:rFonts w:ascii="Palatino Linotype" w:hAnsi="Palatino Linotype" w:cs="Palatino Linotype"/>
+          <w:sz w:val="21"/>
+          <w:szCs w:val="21"/>
+        </w:rPr>
+        <w:t>KleinStern</w:t>
+      </w:r>
+      <w:proofErr w:type="spellEnd"/>
+      <w:r>
+        <w:rPr>
+          <w:rFonts w:ascii="Palatino Linotype" w:hAnsi="Palatino Linotype" w:cs="Palatino Linotype"/>
+          <w:sz w:val="21"/>
+          <w:szCs w:val="21"/>
+        </w:rPr>
+        <w:t xml:space="preserve">, C. Vapor buoyancy </w:t>
       </w:r>
       <w:r>
         <w:rPr>
@@ -1290,7 +1308,25 @@
           <w:sz w:val="21"/>
           <w:szCs w:val="21"/>
         </w:rPr>
-        <w:t xml:space="preserve"> Fueglistaler, S. (2026). Periodic extreme rainfall in a warmer climate due to</w:t>
+        <w:t xml:space="preserve"> </w:t>
+      </w:r>
+      <w:proofErr w:type="spellStart"/>
+      <w:r>
+        <w:rPr>
+          <w:rFonts w:ascii="Palatino Linotype" w:hAnsi="Palatino Linotype" w:cs="Palatino Linotype"/>
+          <w:sz w:val="21"/>
+          <w:szCs w:val="21"/>
+        </w:rPr>
+        <w:t>Fueglistaler</w:t>
+      </w:r>
+      <w:proofErr w:type="spellEnd"/>
+      <w:r>
+        <w:rPr>
+          <w:rFonts w:ascii="Palatino Linotype" w:hAnsi="Palatino Linotype" w:cs="Palatino Linotype"/>
+          <w:sz w:val="21"/>
+          <w:szCs w:val="21"/>
+        </w:rPr>
+        <w:t>, S. (2026). Periodic extreme rainfall in a warmer climate due to</w:t>
       </w:r>
       <w:r>
         <w:rPr>
@@ -1407,7 +1443,25 @@
           <w:sz w:val="21"/>
           <w:szCs w:val="21"/>
         </w:rPr>
-        <w:t xml:space="preserve"> Fueglistaler, S.</w:t>
+        <w:t xml:space="preserve"> </w:t>
+      </w:r>
+      <w:proofErr w:type="spellStart"/>
+      <w:r>
+        <w:rPr>
+          <w:rFonts w:ascii="Palatino Linotype" w:hAnsi="Palatino Linotype" w:cs="Palatino Linotype"/>
+          <w:sz w:val="21"/>
+          <w:szCs w:val="21"/>
+        </w:rPr>
+        <w:t>Fueglistaler</w:t>
+      </w:r>
+      <w:proofErr w:type="spellEnd"/>
+      <w:r>
+        <w:rPr>
+          <w:rFonts w:ascii="Palatino Linotype" w:hAnsi="Palatino Linotype" w:cs="Palatino Linotype"/>
+          <w:sz w:val="21"/>
+          <w:szCs w:val="21"/>
+        </w:rPr>
+        <w:t>, S.</w:t>
       </w:r>
       <w:r>
         <w:rPr>
@@ -1530,7 +1584,25 @@
           <w:sz w:val="21"/>
           <w:szCs w:val="21"/>
         </w:rPr>
-        <w:t xml:space="preserve"> Fueglistaler, S.</w:t>
+        <w:t xml:space="preserve"> </w:t>
+      </w:r>
+      <w:proofErr w:type="spellStart"/>
+      <w:r>
+        <w:rPr>
+          <w:rFonts w:ascii="Palatino Linotype" w:hAnsi="Palatino Linotype" w:cs="Palatino Linotype"/>
+          <w:sz w:val="21"/>
+          <w:szCs w:val="21"/>
+        </w:rPr>
+        <w:t>Fueglistaler</w:t>
+      </w:r>
+      <w:proofErr w:type="spellEnd"/>
+      <w:r>
+        <w:rPr>
+          <w:rFonts w:ascii="Palatino Linotype" w:hAnsi="Palatino Linotype" w:cs="Palatino Linotype"/>
+          <w:sz w:val="21"/>
+          <w:szCs w:val="21"/>
+        </w:rPr>
+        <w:t>, S.</w:t>
       </w:r>
       <w:r>
         <w:rPr>
@@ -1663,7 +1735,25 @@
           <w:sz w:val="21"/>
           <w:szCs w:val="21"/>
         </w:rPr>
-        <w:t>, Fueglistaler, S., Zhang, B., &amp; Wang, C.</w:t>
+        <w:t xml:space="preserve">, </w:t>
+      </w:r>
+      <w:proofErr w:type="spellStart"/>
+      <w:r>
+        <w:rPr>
+          <w:rFonts w:ascii="Palatino Linotype" w:hAnsi="Palatino Linotype" w:cs="Palatino Linotype"/>
+          <w:sz w:val="21"/>
+          <w:szCs w:val="21"/>
+        </w:rPr>
+        <w:t>Fueglistaler</w:t>
+      </w:r>
+      <w:proofErr w:type="spellEnd"/>
+      <w:r>
+        <w:rPr>
+          <w:rFonts w:ascii="Palatino Linotype" w:hAnsi="Palatino Linotype" w:cs="Palatino Linotype"/>
+          <w:sz w:val="21"/>
+          <w:szCs w:val="21"/>
+        </w:rPr>
+        <w:t>, S., Zhang, B., &amp; Wang, C.</w:t>
       </w:r>
       <w:r>
         <w:rPr>
@@ -1845,7 +1935,25 @@
           <w:sz w:val="21"/>
           <w:szCs w:val="21"/>
         </w:rPr>
-        <w:t>, Fueglistaler, S., Zhang, B., &amp; Wang, C.</w:t>
+        <w:t xml:space="preserve">, </w:t>
+      </w:r>
+      <w:proofErr w:type="spellStart"/>
+      <w:r>
+        <w:rPr>
+          <w:rFonts w:ascii="Palatino Linotype" w:hAnsi="Palatino Linotype" w:cs="Palatino Linotype"/>
+          <w:sz w:val="21"/>
+          <w:szCs w:val="21"/>
+        </w:rPr>
+        <w:t>Fueglistaler</w:t>
+      </w:r>
+      <w:proofErr w:type="spellEnd"/>
+      <w:r>
+        <w:rPr>
+          <w:rFonts w:ascii="Palatino Linotype" w:hAnsi="Palatino Linotype" w:cs="Palatino Linotype"/>
+          <w:sz w:val="21"/>
+          <w:szCs w:val="21"/>
+        </w:rPr>
+        <w:t>, S., Zhang, B., &amp; Wang, C.</w:t>
       </w:r>
       <w:r>
         <w:rPr>
@@ -2427,31 +2535,84 @@
       </w:pPr>
       <w:r>
         <w:rPr>
-          <w:rFonts w:ascii="Palatino Linotype" w:hAnsi="Palatino Linotype" w:cs="Palatino Linotype"/>
-          <w:bCs/>
-          <w:sz w:val="21"/>
-          <w:szCs w:val="21"/>
-        </w:rPr>
-        <w:t>25</w:t>
-      </w:r>
-      <w:r>
-        <w:rPr>
-          <w:rFonts w:ascii="Palatino Linotype" w:hAnsi="Palatino Linotype" w:cs="Palatino Linotype"/>
-          <w:bCs/>
-          <w:sz w:val="21"/>
-          <w:szCs w:val="21"/>
-          <w:vertAlign w:val="superscript"/>
-        </w:rPr>
-        <w:t>th</w:t>
-      </w:r>
-      <w:r>
-        <w:rPr>
-          <w:rFonts w:ascii="Palatino Linotype" w:hAnsi="Palatino Linotype" w:cs="Palatino Linotype"/>
-          <w:bCs/>
-          <w:sz w:val="21"/>
-          <w:szCs w:val="21"/>
-        </w:rPr>
-        <w:t xml:space="preserve"> Atmospheric and Oceanic Fluid Dynamics Conference, Houston, TX, Jan 2026</w:t>
+          <w:rFonts w:ascii="Palatino Linotype" w:hAnsi="Palatino Linotype" w:cs="Palatino Linotype" w:hint="eastAsia"/>
+          <w:bCs/>
+          <w:sz w:val="21"/>
+          <w:szCs w:val="21"/>
+        </w:rPr>
+        <w:t>AGU</w:t>
+      </w:r>
+      <w:r>
+        <w:rPr>
+          <w:rFonts w:ascii="Palatino Linotype" w:hAnsi="Palatino Linotype" w:cs="Palatino Linotype"/>
+          <w:bCs/>
+          <w:sz w:val="21"/>
+          <w:szCs w:val="21"/>
+        </w:rPr>
+        <w:t xml:space="preserve"> Fall Meeting</w:t>
+      </w:r>
+      <w:r>
+        <w:rPr>
+          <w:rFonts w:ascii="Palatino Linotype" w:hAnsi="Palatino Linotype" w:cs="Palatino Linotype" w:hint="eastAsia"/>
+          <w:bCs/>
+          <w:sz w:val="21"/>
+          <w:szCs w:val="21"/>
+        </w:rPr>
+        <w:t xml:space="preserve"> 202</w:t>
+      </w:r>
+      <w:r>
+        <w:rPr>
+          <w:rFonts w:ascii="Palatino Linotype" w:hAnsi="Palatino Linotype" w:cs="Palatino Linotype"/>
+          <w:bCs/>
+          <w:sz w:val="21"/>
+          <w:szCs w:val="21"/>
+        </w:rPr>
+        <w:t>6</w:t>
+      </w:r>
+      <w:r>
+        <w:rPr>
+          <w:rFonts w:ascii="Palatino Linotype" w:hAnsi="Palatino Linotype" w:cs="Palatino Linotype" w:hint="eastAsia"/>
+          <w:bCs/>
+          <w:sz w:val="21"/>
+          <w:szCs w:val="21"/>
+        </w:rPr>
+        <w:t>, San Francisco</w:t>
+      </w:r>
+      <w:r>
+        <w:rPr>
+          <w:rFonts w:ascii="Palatino Linotype" w:hAnsi="Palatino Linotype" w:cs="Palatino Linotype"/>
+          <w:bCs/>
+          <w:sz w:val="21"/>
+          <w:szCs w:val="21"/>
+        </w:rPr>
+        <w:t>, CA, Dec 202</w:t>
+      </w:r>
+      <w:r>
+        <w:rPr>
+          <w:rFonts w:ascii="Palatino Linotype" w:hAnsi="Palatino Linotype" w:cs="Palatino Linotype"/>
+          <w:bCs/>
+          <w:sz w:val="21"/>
+          <w:szCs w:val="21"/>
+        </w:rPr>
+        <w:t>6</w:t>
+      </w:r>
+      <w:r>
+        <w:rPr>
+          <w:rFonts w:ascii="Palatino Linotype" w:hAnsi="Palatino Linotype" w:cs="Palatino Linotype" w:hint="eastAsia"/>
+          <w:bCs/>
+          <w:sz w:val="21"/>
+          <w:szCs w:val="21"/>
+        </w:rPr>
+        <w:t xml:space="preserve">                                                                                                                       </w:t>
+      </w:r>
+      <w:r>
+        <w:rPr>
+          <w:rFonts w:ascii="Palatino Linotype" w:hAnsi="Palatino Linotype" w:cs="Palatino Linotype"/>
+          <w:bCs/>
+          <w:sz w:val="21"/>
+          <w:szCs w:val="21"/>
+        </w:rPr>
+        <w:t xml:space="preserve"> </w:t>
       </w:r>
     </w:p>
     <w:p>
@@ -2471,84 +2632,31 @@
       </w:pPr>
       <w:r>
         <w:rPr>
-          <w:rFonts w:ascii="Palatino Linotype" w:hAnsi="Palatino Linotype" w:cs="Palatino Linotype" w:hint="eastAsia"/>
-          <w:bCs/>
-          <w:sz w:val="21"/>
-          <w:szCs w:val="21"/>
-        </w:rPr>
-        <w:t>AGU</w:t>
-      </w:r>
-      <w:r>
-        <w:rPr>
-          <w:rFonts w:ascii="Palatino Linotype" w:hAnsi="Palatino Linotype" w:cs="Palatino Linotype"/>
-          <w:bCs/>
-          <w:sz w:val="21"/>
-          <w:szCs w:val="21"/>
-        </w:rPr>
-        <w:t xml:space="preserve"> Fall Meeting</w:t>
-      </w:r>
-      <w:r>
-        <w:rPr>
-          <w:rFonts w:ascii="Palatino Linotype" w:hAnsi="Palatino Linotype" w:cs="Palatino Linotype" w:hint="eastAsia"/>
-          <w:bCs/>
-          <w:sz w:val="21"/>
-          <w:szCs w:val="21"/>
-        </w:rPr>
-        <w:t xml:space="preserve"> 202</w:t>
-      </w:r>
-      <w:r>
-        <w:rPr>
-          <w:rFonts w:ascii="Palatino Linotype" w:hAnsi="Palatino Linotype" w:cs="Palatino Linotype"/>
-          <w:bCs/>
-          <w:sz w:val="21"/>
-          <w:szCs w:val="21"/>
-        </w:rPr>
-        <w:t>5</w:t>
-      </w:r>
-      <w:r>
-        <w:rPr>
-          <w:rFonts w:ascii="Palatino Linotype" w:hAnsi="Palatino Linotype" w:cs="Palatino Linotype" w:hint="eastAsia"/>
-          <w:bCs/>
-          <w:sz w:val="21"/>
-          <w:szCs w:val="21"/>
-        </w:rPr>
-        <w:t xml:space="preserve">, </w:t>
-      </w:r>
-      <w:r>
-        <w:rPr>
-          <w:rFonts w:ascii="Palatino Linotype" w:hAnsi="Palatino Linotype" w:cs="Palatino Linotype"/>
-          <w:bCs/>
-          <w:sz w:val="21"/>
-          <w:szCs w:val="21"/>
-        </w:rPr>
-        <w:t>New Orleans</w:t>
-      </w:r>
-      <w:r>
-        <w:rPr>
-          <w:rFonts w:ascii="Palatino Linotype" w:hAnsi="Palatino Linotype" w:cs="Palatino Linotype"/>
-          <w:bCs/>
-          <w:sz w:val="21"/>
-          <w:szCs w:val="21"/>
-        </w:rPr>
-        <w:t xml:space="preserve">, </w:t>
-      </w:r>
-      <w:r>
-        <w:rPr>
-          <w:rFonts w:ascii="Palatino Linotype" w:hAnsi="Palatino Linotype" w:cs="Palatino Linotype"/>
-          <w:bCs/>
-          <w:sz w:val="21"/>
-          <w:szCs w:val="21"/>
-        </w:rPr>
-        <w:t>LA, Dec 2025</w:t>
-      </w:r>
-      <w:r>
-        <w:rPr>
-          <w:rFonts w:ascii="Palatino Linotype" w:hAnsi="Palatino Linotype" w:cs="Palatino Linotype"/>
-          <w:bCs/>
-          <w:sz w:val="21"/>
-          <w:szCs w:val="21"/>
-        </w:rPr>
-        <w:t xml:space="preserve"> (1)</w:t>
+          <w:rFonts w:ascii="Palatino Linotype" w:hAnsi="Palatino Linotype" w:cs="Palatino Linotype"/>
+          <w:bCs/>
+          <w:sz w:val="21"/>
+          <w:szCs w:val="21"/>
+        </w:rPr>
+        <w:t>25</w:t>
+      </w:r>
+      <w:r>
+        <w:rPr>
+          <w:rFonts w:ascii="Palatino Linotype" w:hAnsi="Palatino Linotype" w:cs="Palatino Linotype"/>
+          <w:bCs/>
+          <w:sz w:val="21"/>
+          <w:szCs w:val="21"/>
+          <w:vertAlign w:val="superscript"/>
+        </w:rPr>
+        <w:t>th</w:t>
+      </w:r>
+      <w:r>
+        <w:rPr>
+          <w:rFonts w:ascii="Palatino Linotype" w:hAnsi="Palatino Linotype" w:cs="Palatino Linotype"/>
+          <w:bCs/>
+          <w:sz w:val="21"/>
+          <w:szCs w:val="21"/>
+        </w:rPr>
+        <w:t xml:space="preserve"> Atmospheric and Oceanic Fluid Dynamics Conference, Houston, TX, Jan 2026</w:t>
       </w:r>
     </w:p>
     <w:p>
@@ -2618,34 +2726,34 @@
           <w:sz w:val="21"/>
           <w:szCs w:val="21"/>
         </w:rPr>
-        <w:t>New Orleans, LA, Dec 2025</w:t>
-      </w:r>
-      <w:r>
-        <w:rPr>
-          <w:rFonts w:ascii="Palatino Linotype" w:hAnsi="Palatino Linotype" w:cs="Palatino Linotype"/>
-          <w:bCs/>
-          <w:sz w:val="21"/>
-          <w:szCs w:val="21"/>
-        </w:rPr>
-        <w:t xml:space="preserve"> (</w:t>
-      </w:r>
-      <w:r>
-        <w:rPr>
-          <w:rFonts w:ascii="Palatino Linotype" w:hAnsi="Palatino Linotype" w:cs="Palatino Linotype"/>
-          <w:bCs/>
-          <w:sz w:val="21"/>
-          <w:szCs w:val="21"/>
-        </w:rPr>
-        <w:t>2</w:t>
-      </w:r>
-      <w:r>
-        <w:rPr>
-          <w:rFonts w:ascii="Palatino Linotype" w:hAnsi="Palatino Linotype" w:cs="Palatino Linotype"/>
-          <w:bCs/>
-          <w:sz w:val="21"/>
-          <w:szCs w:val="21"/>
-        </w:rPr>
-        <w:t>)</w:t>
+        <w:t>New Orleans</w:t>
+      </w:r>
+      <w:r>
+        <w:rPr>
+          <w:rFonts w:ascii="Palatino Linotype" w:hAnsi="Palatino Linotype" w:cs="Palatino Linotype"/>
+          <w:bCs/>
+          <w:sz w:val="21"/>
+          <w:szCs w:val="21"/>
+        </w:rPr>
+        <w:t xml:space="preserve">, </w:t>
+      </w:r>
+      <w:r>
+        <w:rPr>
+          <w:rFonts w:ascii="Palatino Linotype" w:hAnsi="Palatino Linotype" w:cs="Palatino Linotype"/>
+          <w:bCs/>
+          <w:sz w:val="21"/>
+          <w:szCs w:val="21"/>
+        </w:rPr>
+        <w:t>LA, Dec 2025</w:t>
+      </w:r>
+      <w:r>
+        <w:rPr>
+          <w:rFonts w:ascii="Palatino Linotype" w:hAnsi="Palatino Linotype" w:cs="Palatino Linotype"/>
+          <w:bCs/>
+          <w:sz w:val="21"/>
+          <w:szCs w:val="21"/>
+        </w:rPr>
+        <w:t xml:space="preserve"> (1)</w:t>
       </w:r>
     </w:p>
     <w:p>
@@ -2670,16 +2778,16 @@
           <w:sz w:val="21"/>
           <w:szCs w:val="21"/>
         </w:rPr>
-        <w:t xml:space="preserve">AGU </w:t>
-      </w:r>
-      <w:r>
-        <w:rPr>
-          <w:rFonts w:ascii="Palatino Linotype" w:hAnsi="Palatino Linotype" w:cs="Palatino Linotype"/>
-          <w:bCs/>
-          <w:sz w:val="21"/>
-          <w:szCs w:val="21"/>
-        </w:rPr>
-        <w:t xml:space="preserve">Fall Meeting </w:t>
+        <w:t>AGU</w:t>
+      </w:r>
+      <w:r>
+        <w:rPr>
+          <w:rFonts w:ascii="Palatino Linotype" w:hAnsi="Palatino Linotype" w:cs="Palatino Linotype"/>
+          <w:bCs/>
+          <w:sz w:val="21"/>
+          <w:szCs w:val="21"/>
+        </w:rPr>
+        <w:t xml:space="preserve"> Fall Meeting</w:t>
       </w:r>
       <w:r>
         <w:rPr>
@@ -2688,16 +2796,16 @@
           <w:sz w:val="21"/>
           <w:szCs w:val="21"/>
         </w:rPr>
-        <w:t>202</w:t>
-      </w:r>
-      <w:r>
-        <w:rPr>
-          <w:rFonts w:ascii="Palatino Linotype" w:hAnsi="Palatino Linotype" w:cs="Palatino Linotype"/>
-          <w:bCs/>
-          <w:sz w:val="21"/>
-          <w:szCs w:val="21"/>
-        </w:rPr>
-        <w:t>4</w:t>
+        <w:t xml:space="preserve"> 202</w:t>
+      </w:r>
+      <w:r>
+        <w:rPr>
+          <w:rFonts w:ascii="Palatino Linotype" w:hAnsi="Palatino Linotype" w:cs="Palatino Linotype"/>
+          <w:bCs/>
+          <w:sz w:val="21"/>
+          <w:szCs w:val="21"/>
+        </w:rPr>
+        <w:t>5</w:t>
       </w:r>
       <w:r>
         <w:rPr>
@@ -2715,16 +2823,16 @@
           <w:sz w:val="21"/>
           <w:szCs w:val="21"/>
         </w:rPr>
-        <w:t>Washington D.C.</w:t>
-      </w:r>
-      <w:r>
-        <w:rPr>
-          <w:rFonts w:ascii="Palatino Linotype" w:hAnsi="Palatino Linotype" w:cs="Palatino Linotype"/>
-          <w:bCs/>
-          <w:sz w:val="21"/>
-          <w:szCs w:val="21"/>
-        </w:rPr>
-        <w:t>, Dec 2024</w:t>
+        <w:t>New Orleans, LA, Dec 2025</w:t>
+      </w:r>
+      <w:r>
+        <w:rPr>
+          <w:rFonts w:ascii="Palatino Linotype" w:hAnsi="Palatino Linotype" w:cs="Palatino Linotype"/>
+          <w:bCs/>
+          <w:sz w:val="21"/>
+          <w:szCs w:val="21"/>
+        </w:rPr>
+        <w:t xml:space="preserve"> (2)</w:t>
       </w:r>
     </w:p>
     <w:p>
@@ -2744,30 +2852,66 @@
       </w:pPr>
       <w:r>
         <w:rPr>
-          <w:rFonts w:ascii="Palatino Linotype" w:hAnsi="Palatino Linotype" w:cs="Palatino Linotype"/>
-          <w:bCs/>
-          <w:sz w:val="21"/>
-          <w:szCs w:val="21"/>
-        </w:rPr>
-        <w:t>ICDM Workshop 2024, Nanjing</w:t>
-      </w:r>
-      <w:r>
-        <w:rPr>
-          <w:rFonts w:ascii="Palatino Linotype" w:hAnsi="Palatino Linotype" w:cs="Palatino Linotype"/>
-          <w:bCs/>
-          <w:sz w:val="21"/>
-          <w:szCs w:val="21"/>
-        </w:rPr>
-        <w:t>, Oct 2024</w:t>
-      </w:r>
-      <w:r>
-        <w:rPr>
           <w:rFonts w:ascii="Palatino Linotype" w:hAnsi="Palatino Linotype" w:cs="Palatino Linotype" w:hint="eastAsia"/>
           <w:bCs/>
           <w:sz w:val="21"/>
           <w:szCs w:val="21"/>
         </w:rPr>
-        <w:t xml:space="preserve"> </w:t>
+        <w:t xml:space="preserve">AGU </w:t>
+      </w:r>
+      <w:r>
+        <w:rPr>
+          <w:rFonts w:ascii="Palatino Linotype" w:hAnsi="Palatino Linotype" w:cs="Palatino Linotype"/>
+          <w:bCs/>
+          <w:sz w:val="21"/>
+          <w:szCs w:val="21"/>
+        </w:rPr>
+        <w:t xml:space="preserve">Fall Meeting </w:t>
+      </w:r>
+      <w:r>
+        <w:rPr>
+          <w:rFonts w:ascii="Palatino Linotype" w:hAnsi="Palatino Linotype" w:cs="Palatino Linotype" w:hint="eastAsia"/>
+          <w:bCs/>
+          <w:sz w:val="21"/>
+          <w:szCs w:val="21"/>
+        </w:rPr>
+        <w:t>202</w:t>
+      </w:r>
+      <w:r>
+        <w:rPr>
+          <w:rFonts w:ascii="Palatino Linotype" w:hAnsi="Palatino Linotype" w:cs="Palatino Linotype"/>
+          <w:bCs/>
+          <w:sz w:val="21"/>
+          <w:szCs w:val="21"/>
+        </w:rPr>
+        <w:t>4</w:t>
+      </w:r>
+      <w:r>
+        <w:rPr>
+          <w:rFonts w:ascii="Palatino Linotype" w:hAnsi="Palatino Linotype" w:cs="Palatino Linotype" w:hint="eastAsia"/>
+          <w:bCs/>
+          <w:sz w:val="21"/>
+          <w:szCs w:val="21"/>
+        </w:rPr>
+        <w:t xml:space="preserve">, </w:t>
+      </w:r>
+      <w:r>
+        <w:rPr>
+          <w:rFonts w:ascii="Palatino Linotype" w:hAnsi="Palatino Linotype" w:cs="Palatino Linotype"/>
+          <w:bCs/>
+          <w:sz w:val="21"/>
+          <w:szCs w:val="21"/>
+        </w:rPr>
+        <w:t>Washington D.C.</w:t>
+      </w:r>
+      <w:r>
+        <w:rPr>
+          <w:rFonts w:ascii="Palatino Linotype" w:hAnsi="Palatino Linotype" w:cs="Palatino Linotype"/>
+          <w:bCs/>
+          <w:sz w:val="21"/>
+          <w:szCs w:val="21"/>
+        </w:rPr>
+        <w:t>, Dec 2024</w:t>
       </w:r>
     </w:p>
     <w:p>
@@ -2792,26 +2936,16 @@
           <w:sz w:val="21"/>
           <w:szCs w:val="21"/>
         </w:rPr>
-        <w:t>24</w:t>
-      </w:r>
-      <w:r>
-        <w:rPr>
-          <w:rFonts w:ascii="Palatino Linotype" w:hAnsi="Palatino Linotype" w:cs="Palatino Linotype"/>
-          <w:bCs/>
-          <w:sz w:val="21"/>
-          <w:szCs w:val="21"/>
-          <w:vertAlign w:val="superscript"/>
-        </w:rPr>
-        <w:t>th</w:t>
-      </w:r>
-      <w:r>
-        <w:rPr>
-          <w:rFonts w:ascii="Palatino Linotype" w:hAnsi="Palatino Linotype" w:cs="Palatino Linotype"/>
-          <w:bCs/>
-          <w:sz w:val="21"/>
-          <w:szCs w:val="21"/>
-        </w:rPr>
-        <w:t xml:space="preserve"> Atmospheric and Oceanic Fluid Dynamics Conference</w:t>
+        <w:t>ICDM Workshop 2024, Nanjing</w:t>
+      </w:r>
+      <w:r>
+        <w:rPr>
+          <w:rFonts w:ascii="Palatino Linotype" w:hAnsi="Palatino Linotype" w:cs="Palatino Linotype"/>
+          <w:bCs/>
+          <w:sz w:val="21"/>
+          <w:szCs w:val="21"/>
+        </w:rPr>
+        <w:t>, Oct 2024</w:t>
       </w:r>
       <w:r>
         <w:rPr>
@@ -2820,52 +2954,7 @@
           <w:sz w:val="21"/>
           <w:szCs w:val="21"/>
         </w:rPr>
-        <w:t>, Burlington</w:t>
-      </w:r>
-      <w:r>
-        <w:rPr>
-          <w:rFonts w:ascii="Palatino Linotype" w:hAnsi="Palatino Linotype" w:cs="Palatino Linotype"/>
-          <w:bCs/>
-          <w:sz w:val="21"/>
-          <w:szCs w:val="21"/>
-        </w:rPr>
-        <w:t>,</w:t>
-      </w:r>
-      <w:r>
-        <w:rPr>
-          <w:rFonts w:ascii="Palatino Linotype" w:hAnsi="Palatino Linotype" w:cs="Palatino Linotype"/>
-          <w:bCs/>
-          <w:sz w:val="21"/>
-          <w:szCs w:val="21"/>
-        </w:rPr>
-        <w:t xml:space="preserve"> VT,</w:t>
-      </w:r>
-      <w:r>
-        <w:rPr>
-          <w:rFonts w:ascii="Palatino Linotype" w:hAnsi="Palatino Linotype" w:cs="Palatino Linotype"/>
-          <w:bCs/>
-          <w:sz w:val="21"/>
-          <w:szCs w:val="21"/>
-        </w:rPr>
-        <w:t xml:space="preserve"> June 2024</w:t>
-      </w:r>
-      <w:r>
-        <w:rPr>
-          <w:rFonts w:ascii="Palatino Linotype" w:hAnsi="Palatino Linotype" w:cs="Palatino Linotype" w:hint="eastAsia"/>
-          <w:bCs/>
-          <w:sz w:val="21"/>
-          <w:szCs w:val="21"/>
-        </w:rPr>
-        <w:t xml:space="preserve">                                                                                                                </w:t>
-      </w:r>
-      <w:r>
-        <w:rPr>
-          <w:rFonts w:ascii="Palatino Linotype" w:hAnsi="Palatino Linotype" w:cs="Palatino Linotype" w:hint="eastAsia"/>
-          <w:bCs/>
-          <w:sz w:val="21"/>
-          <w:szCs w:val="21"/>
-        </w:rPr>
-        <w:t xml:space="preserve">                    </w:t>
+        <w:t xml:space="preserve"> </w:t>
       </w:r>
     </w:p>
     <w:p>
@@ -2877,12 +2966,40 @@
         </w:numPr>
         <w:spacing w:after="0" w:line="240" w:lineRule="auto"/>
         <w:rPr>
-          <w:rFonts w:ascii="Palatino Linotype" w:eastAsia="SimSun" w:hAnsi="Palatino Linotype" w:cs="Palatino Linotype"/>
-          <w:bCs/>
-          <w:sz w:val="21"/>
-          <w:szCs w:val="21"/>
-        </w:rPr>
-      </w:pPr>
+          <w:rFonts w:ascii="Palatino Linotype" w:hAnsi="Palatino Linotype" w:cs="Palatino Linotype"/>
+          <w:bCs/>
+          <w:sz w:val="21"/>
+          <w:szCs w:val="21"/>
+        </w:rPr>
+      </w:pPr>
+      <w:r>
+        <w:rPr>
+          <w:rFonts w:ascii="Palatino Linotype" w:hAnsi="Palatino Linotype" w:cs="Palatino Linotype"/>
+          <w:bCs/>
+          <w:sz w:val="21"/>
+          <w:szCs w:val="21"/>
+        </w:rPr>
+        <w:t>24</w:t>
+      </w:r>
+      <w:r>
+        <w:rPr>
+          <w:rFonts w:ascii="Palatino Linotype" w:hAnsi="Palatino Linotype" w:cs="Palatino Linotype"/>
+          <w:bCs/>
+          <w:sz w:val="21"/>
+          <w:szCs w:val="21"/>
+          <w:vertAlign w:val="superscript"/>
+        </w:rPr>
+        <w:t>th</w:t>
+      </w:r>
+      <w:r>
+        <w:rPr>
+          <w:rFonts w:ascii="Palatino Linotype" w:hAnsi="Palatino Linotype" w:cs="Palatino Linotype"/>
+          <w:bCs/>
+          <w:sz w:val="21"/>
+          <w:szCs w:val="21"/>
+        </w:rPr>
+        <w:t xml:space="preserve"> Atmospheric and Oceanic Fluid Dynamics Conference</w:t>
+      </w:r>
       <w:r>
         <w:rPr>
           <w:rFonts w:ascii="Palatino Linotype" w:hAnsi="Palatino Linotype" w:cs="Palatino Linotype" w:hint="eastAsia"/>
@@ -2890,16 +3007,34 @@
           <w:sz w:val="21"/>
           <w:szCs w:val="21"/>
         </w:rPr>
-        <w:t>CFMIP</w:t>
-      </w:r>
-      <w:r>
-        <w:rPr>
-          <w:rFonts w:ascii="Palatino Linotype" w:hAnsi="Palatino Linotype" w:cs="Palatino Linotype"/>
-          <w:bCs/>
-          <w:sz w:val="21"/>
-          <w:szCs w:val="21"/>
-        </w:rPr>
-        <w:t xml:space="preserve"> Meeting</w:t>
+        <w:t>, Burlington</w:t>
+      </w:r>
+      <w:r>
+        <w:rPr>
+          <w:rFonts w:ascii="Palatino Linotype" w:hAnsi="Palatino Linotype" w:cs="Palatino Linotype"/>
+          <w:bCs/>
+          <w:sz w:val="21"/>
+          <w:szCs w:val="21"/>
+        </w:rPr>
+        <w:t>,</w:t>
+      </w:r>
+      <w:r>
+        <w:rPr>
+          <w:rFonts w:ascii="Palatino Linotype" w:hAnsi="Palatino Linotype" w:cs="Palatino Linotype"/>
+          <w:bCs/>
+          <w:sz w:val="21"/>
+          <w:szCs w:val="21"/>
+        </w:rPr>
+        <w:t xml:space="preserve"> VT,</w:t>
+      </w:r>
+      <w:r>
+        <w:rPr>
+          <w:rFonts w:ascii="Palatino Linotype" w:hAnsi="Palatino Linotype" w:cs="Palatino Linotype"/>
+          <w:bCs/>
+          <w:sz w:val="21"/>
+          <w:szCs w:val="21"/>
+        </w:rPr>
+        <w:t xml:space="preserve"> June 2024</w:t>
       </w:r>
       <w:r>
         <w:rPr>
@@ -2908,16 +3043,7 @@
           <w:sz w:val="21"/>
           <w:szCs w:val="21"/>
         </w:rPr>
-        <w:t xml:space="preserve"> 2024, Boston</w:t>
-      </w:r>
-      <w:r>
-        <w:rPr>
-          <w:rFonts w:ascii="Palatino Linotype" w:hAnsi="Palatino Linotype" w:cs="Palatino Linotype"/>
-          <w:bCs/>
-          <w:sz w:val="21"/>
-          <w:szCs w:val="21"/>
-        </w:rPr>
-        <w:t>, MA, June 2024</w:t>
+        <w:t xml:space="preserve">                                                                                                                </w:t>
       </w:r>
       <w:r>
         <w:rPr>
@@ -2926,25 +3052,7 @@
           <w:sz w:val="21"/>
           <w:szCs w:val="21"/>
         </w:rPr>
-        <w:t xml:space="preserve">                                                                                                                      </w:t>
-      </w:r>
-      <w:r>
-        <w:rPr>
-          <w:rFonts w:ascii="Palatino Linotype" w:hAnsi="Palatino Linotype" w:cs="Palatino Linotype" w:hint="eastAsia"/>
-          <w:bCs/>
-          <w:sz w:val="21"/>
-          <w:szCs w:val="21"/>
-        </w:rPr>
         <w:t xml:space="preserve">                    </w:t>
-      </w:r>
-      <w:r>
-        <w:rPr>
-          <w:rFonts w:ascii="Palatino Linotype" w:hAnsi="Palatino Linotype" w:cs="Palatino Linotype" w:hint="eastAsia"/>
-          <w:bCs/>
-          <w:sz w:val="21"/>
-          <w:szCs w:val="21"/>
-        </w:rPr>
-        <w:t xml:space="preserve">                                                        </w:t>
       </w:r>
     </w:p>
     <w:p>
@@ -2956,6 +3064,85 @@
         </w:numPr>
         <w:spacing w:after="0" w:line="240" w:lineRule="auto"/>
         <w:rPr>
+          <w:rFonts w:ascii="Palatino Linotype" w:eastAsia="SimSun" w:hAnsi="Palatino Linotype" w:cs="Palatino Linotype"/>
+          <w:bCs/>
+          <w:sz w:val="21"/>
+          <w:szCs w:val="21"/>
+        </w:rPr>
+      </w:pPr>
+      <w:r>
+        <w:rPr>
+          <w:rFonts w:ascii="Palatino Linotype" w:hAnsi="Palatino Linotype" w:cs="Palatino Linotype" w:hint="eastAsia"/>
+          <w:bCs/>
+          <w:sz w:val="21"/>
+          <w:szCs w:val="21"/>
+        </w:rPr>
+        <w:t>CFMIP</w:t>
+      </w:r>
+      <w:r>
+        <w:rPr>
+          <w:rFonts w:ascii="Palatino Linotype" w:hAnsi="Palatino Linotype" w:cs="Palatino Linotype"/>
+          <w:bCs/>
+          <w:sz w:val="21"/>
+          <w:szCs w:val="21"/>
+        </w:rPr>
+        <w:t xml:space="preserve"> Meeting</w:t>
+      </w:r>
+      <w:r>
+        <w:rPr>
+          <w:rFonts w:ascii="Palatino Linotype" w:hAnsi="Palatino Linotype" w:cs="Palatino Linotype" w:hint="eastAsia"/>
+          <w:bCs/>
+          <w:sz w:val="21"/>
+          <w:szCs w:val="21"/>
+        </w:rPr>
+        <w:t xml:space="preserve"> 2024, Boston</w:t>
+      </w:r>
+      <w:r>
+        <w:rPr>
+          <w:rFonts w:ascii="Palatino Linotype" w:hAnsi="Palatino Linotype" w:cs="Palatino Linotype"/>
+          <w:bCs/>
+          <w:sz w:val="21"/>
+          <w:szCs w:val="21"/>
+        </w:rPr>
+        <w:t>, MA, June 2024</w:t>
+      </w:r>
+      <w:r>
+        <w:rPr>
+          <w:rFonts w:ascii="Palatino Linotype" w:hAnsi="Palatino Linotype" w:cs="Palatino Linotype" w:hint="eastAsia"/>
+          <w:bCs/>
+          <w:sz w:val="21"/>
+          <w:szCs w:val="21"/>
+        </w:rPr>
+        <w:t xml:space="preserve">                                                                                                                      </w:t>
+      </w:r>
+      <w:r>
+        <w:rPr>
+          <w:rFonts w:ascii="Palatino Linotype" w:hAnsi="Palatino Linotype" w:cs="Palatino Linotype" w:hint="eastAsia"/>
+          <w:bCs/>
+          <w:sz w:val="21"/>
+          <w:szCs w:val="21"/>
+        </w:rPr>
+        <w:t xml:space="preserve">                    </w:t>
+      </w:r>
+      <w:r>
+        <w:rPr>
+          <w:rFonts w:ascii="Palatino Linotype" w:hAnsi="Palatino Linotype" w:cs="Palatino Linotype" w:hint="eastAsia"/>
+          <w:bCs/>
+          <w:sz w:val="21"/>
+          <w:szCs w:val="21"/>
+        </w:rPr>
+        <w:t xml:space="preserve">                                                        </w:t>
+      </w:r>
+    </w:p>
+    <w:p>
+      <w:pPr>
+        <w:pStyle w:val="ListParagraph"/>
+        <w:numPr>
+          <w:ilvl w:val="0"/>
+          <w:numId w:val="7"/>
+        </w:numPr>
+        <w:spacing w:after="0" w:line="240" w:lineRule="auto"/>
+        <w:rPr>
           <w:rFonts w:ascii="Palatino Linotype" w:hAnsi="Palatino Linotype" w:cs="Palatino Linotype"/>
           <w:bCs/>
           <w:sz w:val="21"/>
@@ -3100,7 +3287,7 @@
         </w:numPr>
         <w:spacing w:after="0" w:line="240" w:lineRule="auto"/>
         <w:rPr>
-          <w:rFonts w:ascii="Palatino Linotype" w:eastAsia="SimSun" w:hAnsi="Palatino Linotype" w:cs="Palatino Linotype"/>
+          <w:rFonts w:ascii="Palatino Linotype" w:hAnsi="Palatino Linotype" w:cs="Palatino Linotype"/>
           <w:bCs/>
           <w:sz w:val="21"/>
           <w:szCs w:val="21"/>
@@ -3113,16 +3300,16 @@
           <w:sz w:val="21"/>
           <w:szCs w:val="21"/>
         </w:rPr>
-        <w:t>CFMIP</w:t>
-      </w:r>
-      <w:r>
-        <w:rPr>
-          <w:rFonts w:ascii="Palatino Linotype" w:hAnsi="Palatino Linotype" w:cs="Palatino Linotype"/>
-          <w:bCs/>
-          <w:sz w:val="21"/>
-          <w:szCs w:val="21"/>
-        </w:rPr>
-        <w:t xml:space="preserve"> Meeting</w:t>
+        <w:t>AGU</w:t>
+      </w:r>
+      <w:r>
+        <w:rPr>
+          <w:rFonts w:ascii="Palatino Linotype" w:hAnsi="Palatino Linotype" w:cs="Palatino Linotype"/>
+          <w:bCs/>
+          <w:sz w:val="21"/>
+          <w:szCs w:val="21"/>
+        </w:rPr>
+        <w:t xml:space="preserve"> Fall Meeting</w:t>
       </w:r>
       <w:r>
         <w:rPr>
@@ -3131,16 +3318,16 @@
           <w:sz w:val="21"/>
           <w:szCs w:val="21"/>
         </w:rPr>
-        <w:t xml:space="preserve"> 20</w:t>
-      </w:r>
-      <w:r>
-        <w:rPr>
-          <w:rFonts w:ascii="Palatino Linotype" w:hAnsi="Palatino Linotype" w:cs="Palatino Linotype"/>
-          <w:bCs/>
-          <w:sz w:val="21"/>
-          <w:szCs w:val="21"/>
-        </w:rPr>
-        <w:t>26</w:t>
+        <w:t xml:space="preserve"> 202</w:t>
+      </w:r>
+      <w:r>
+        <w:rPr>
+          <w:rFonts w:ascii="Palatino Linotype" w:hAnsi="Palatino Linotype" w:cs="Palatino Linotype"/>
+          <w:bCs/>
+          <w:sz w:val="21"/>
+          <w:szCs w:val="21"/>
+        </w:rPr>
+        <w:t>6</w:t>
       </w:r>
       <w:r>
         <w:rPr>
@@ -3149,52 +3336,16 @@
           <w:sz w:val="21"/>
           <w:szCs w:val="21"/>
         </w:rPr>
-        <w:t xml:space="preserve">, </w:t>
-      </w:r>
-      <w:r>
-        <w:rPr>
-          <w:rFonts w:ascii="Palatino Linotype" w:hAnsi="Palatino Linotype" w:cs="Palatino Linotype"/>
-          <w:bCs/>
-          <w:sz w:val="21"/>
-          <w:szCs w:val="21"/>
-        </w:rPr>
-        <w:t>Tai</w:t>
-      </w:r>
-      <w:r>
-        <w:rPr>
-          <w:rFonts w:ascii="Palatino Linotype" w:hAnsi="Palatino Linotype" w:cs="Palatino Linotype"/>
-          <w:bCs/>
-          <w:sz w:val="21"/>
-          <w:szCs w:val="21"/>
-        </w:rPr>
-        <w:t>pei</w:t>
-      </w:r>
-      <w:r>
-        <w:rPr>
-          <w:rFonts w:ascii="Palatino Linotype" w:hAnsi="Palatino Linotype" w:cs="Palatino Linotype"/>
-          <w:bCs/>
-          <w:sz w:val="21"/>
-          <w:szCs w:val="21"/>
-        </w:rPr>
-        <w:t xml:space="preserve">, </w:t>
-      </w:r>
-      <w:r>
-        <w:rPr>
-          <w:rFonts w:ascii="Palatino Linotype" w:hAnsi="Palatino Linotype" w:cs="Palatino Linotype"/>
-          <w:bCs/>
-          <w:sz w:val="21"/>
-          <w:szCs w:val="21"/>
-        </w:rPr>
-        <w:t>Oct</w:t>
-      </w:r>
-      <w:r>
-        <w:rPr>
-          <w:rFonts w:ascii="Palatino Linotype" w:hAnsi="Palatino Linotype" w:cs="Palatino Linotype"/>
-          <w:bCs/>
-          <w:sz w:val="21"/>
-          <w:szCs w:val="21"/>
-        </w:rPr>
-        <w:t xml:space="preserve"> 202</w:t>
+        <w:t>, San Francisco</w:t>
+      </w:r>
+      <w:r>
+        <w:rPr>
+          <w:rFonts w:ascii="Palatino Linotype" w:hAnsi="Palatino Linotype" w:cs="Palatino Linotype"/>
+          <w:bCs/>
+          <w:sz w:val="21"/>
+          <w:szCs w:val="21"/>
+        </w:rPr>
+        <w:t>, CA, Dec 202</w:t>
       </w:r>
       <w:r>
         <w:rPr>
@@ -3212,7 +3363,16 @@
           <w:sz w:val="21"/>
           <w:szCs w:val="21"/>
         </w:rPr>
-        <w:t xml:space="preserve">                                                                                                                                                                                                  </w:t>
+        <w:t xml:space="preserve">                                                                                                                       </w:t>
+      </w:r>
+      <w:r>
+        <w:rPr>
+          <w:rFonts w:ascii="Palatino Linotype" w:hAnsi="Palatino Linotype" w:cs="Palatino Linotype"/>
+          <w:bCs/>
+          <w:sz w:val="21"/>
+          <w:szCs w:val="21"/>
+        </w:rPr>
+        <w:t xml:space="preserve"> </w:t>
       </w:r>
     </w:p>
     <w:p>
@@ -3224,39 +3384,119 @@
         </w:numPr>
         <w:spacing w:after="0" w:line="240" w:lineRule="auto"/>
         <w:rPr>
-          <w:rFonts w:ascii="Palatino Linotype" w:hAnsi="Palatino Linotype" w:cs="Palatino Linotype"/>
-          <w:bCs/>
-          <w:sz w:val="21"/>
-          <w:szCs w:val="21"/>
-        </w:rPr>
-      </w:pPr>
-      <w:r>
-        <w:rPr>
-          <w:rFonts w:ascii="Palatino Linotype" w:hAnsi="Palatino Linotype" w:cs="Palatino Linotype"/>
-          <w:bCs/>
-          <w:sz w:val="21"/>
-          <w:szCs w:val="21"/>
-        </w:rPr>
-        <w:t>25</w:t>
-      </w:r>
-      <w:r>
-        <w:rPr>
-          <w:rFonts w:ascii="Palatino Linotype" w:hAnsi="Palatino Linotype" w:cs="Palatino Linotype"/>
-          <w:bCs/>
-          <w:sz w:val="21"/>
-          <w:szCs w:val="21"/>
-          <w:vertAlign w:val="superscript"/>
-        </w:rPr>
-        <w:t>th</w:t>
-      </w:r>
-      <w:r>
-        <w:rPr>
-          <w:rFonts w:ascii="Palatino Linotype" w:hAnsi="Palatino Linotype" w:cs="Palatino Linotype"/>
-          <w:bCs/>
-          <w:sz w:val="21"/>
-          <w:szCs w:val="21"/>
-        </w:rPr>
-        <w:t xml:space="preserve"> Atmospheric and Oceanic Fluid Dynamics Conference, Houston, TX, Jan 2026</w:t>
+          <w:rFonts w:ascii="Palatino Linotype" w:eastAsia="SimSun" w:hAnsi="Palatino Linotype" w:cs="Palatino Linotype"/>
+          <w:bCs/>
+          <w:sz w:val="21"/>
+          <w:szCs w:val="21"/>
+        </w:rPr>
+      </w:pPr>
+      <w:r>
+        <w:rPr>
+          <w:rFonts w:ascii="Palatino Linotype" w:hAnsi="Palatino Linotype" w:cs="Palatino Linotype" w:hint="eastAsia"/>
+          <w:bCs/>
+          <w:sz w:val="21"/>
+          <w:szCs w:val="21"/>
+        </w:rPr>
+        <w:t>CFMIP</w:t>
+      </w:r>
+      <w:r>
+        <w:rPr>
+          <w:rFonts w:ascii="Palatino Linotype" w:hAnsi="Palatino Linotype" w:cs="Palatino Linotype"/>
+          <w:bCs/>
+          <w:sz w:val="21"/>
+          <w:szCs w:val="21"/>
+        </w:rPr>
+        <w:t xml:space="preserve"> Meeting</w:t>
+      </w:r>
+      <w:r>
+        <w:rPr>
+          <w:rFonts w:ascii="Palatino Linotype" w:hAnsi="Palatino Linotype" w:cs="Palatino Linotype" w:hint="eastAsia"/>
+          <w:bCs/>
+          <w:sz w:val="21"/>
+          <w:szCs w:val="21"/>
+        </w:rPr>
+        <w:t xml:space="preserve"> 20</w:t>
+      </w:r>
+      <w:r>
+        <w:rPr>
+          <w:rFonts w:ascii="Palatino Linotype" w:hAnsi="Palatino Linotype" w:cs="Palatino Linotype"/>
+          <w:bCs/>
+          <w:sz w:val="21"/>
+          <w:szCs w:val="21"/>
+        </w:rPr>
+        <w:t>26</w:t>
+      </w:r>
+      <w:r>
+        <w:rPr>
+          <w:rFonts w:ascii="Palatino Linotype" w:hAnsi="Palatino Linotype" w:cs="Palatino Linotype" w:hint="eastAsia"/>
+          <w:bCs/>
+          <w:sz w:val="21"/>
+          <w:szCs w:val="21"/>
+        </w:rPr>
+        <w:t xml:space="preserve">, </w:t>
+      </w:r>
+      <w:r>
+        <w:rPr>
+          <w:rFonts w:ascii="Palatino Linotype" w:hAnsi="Palatino Linotype" w:cs="Palatino Linotype"/>
+          <w:bCs/>
+          <w:sz w:val="21"/>
+          <w:szCs w:val="21"/>
+        </w:rPr>
+        <w:t>Tai</w:t>
+      </w:r>
+      <w:r>
+        <w:rPr>
+          <w:rFonts w:ascii="Palatino Linotype" w:hAnsi="Palatino Linotype" w:cs="Palatino Linotype"/>
+          <w:bCs/>
+          <w:sz w:val="21"/>
+          <w:szCs w:val="21"/>
+        </w:rPr>
+        <w:t>pei</w:t>
+      </w:r>
+      <w:r>
+        <w:rPr>
+          <w:rFonts w:ascii="Palatino Linotype" w:hAnsi="Palatino Linotype" w:cs="Palatino Linotype"/>
+          <w:bCs/>
+          <w:sz w:val="21"/>
+          <w:szCs w:val="21"/>
+        </w:rPr>
+        <w:t xml:space="preserve">, </w:t>
+      </w:r>
+      <w:r>
+        <w:rPr>
+          <w:rFonts w:ascii="Palatino Linotype" w:hAnsi="Palatino Linotype" w:cs="Palatino Linotype"/>
+          <w:bCs/>
+          <w:sz w:val="21"/>
+          <w:szCs w:val="21"/>
+        </w:rPr>
+        <w:t>Oct</w:t>
+      </w:r>
+      <w:r>
+        <w:rPr>
+          <w:rFonts w:ascii="Palatino Linotype" w:hAnsi="Palatino Linotype" w:cs="Palatino Linotype"/>
+          <w:bCs/>
+          <w:sz w:val="21"/>
+          <w:szCs w:val="21"/>
+        </w:rPr>
+        <w:t xml:space="preserve"> 202</w:t>
+      </w:r>
+      <w:r>
+        <w:rPr>
+          <w:rFonts w:ascii="Palatino Linotype" w:hAnsi="Palatino Linotype" w:cs="Palatino Linotype"/>
+          <w:bCs/>
+          <w:sz w:val="21"/>
+          <w:szCs w:val="21"/>
+        </w:rPr>
+        <w:t>6</w:t>
+      </w:r>
+      <w:r>
+        <w:rPr>
+          <w:rFonts w:ascii="Palatino Linotype" w:hAnsi="Palatino Linotype" w:cs="Palatino Linotype" w:hint="eastAsia"/>
+          <w:bCs/>
+          <w:sz w:val="21"/>
+          <w:szCs w:val="21"/>
+        </w:rPr>
+        <w:t xml:space="preserve">                                                                                                                                                                                                  </w:t>
       </w:r>
     </w:p>
     <w:p>
@@ -3276,57 +3516,31 @@
       </w:pPr>
       <w:r>
         <w:rPr>
-          <w:rFonts w:ascii="Palatino Linotype" w:hAnsi="Palatino Linotype" w:cs="Palatino Linotype" w:hint="eastAsia"/>
-          <w:bCs/>
-          <w:sz w:val="21"/>
-          <w:szCs w:val="21"/>
-        </w:rPr>
-        <w:t xml:space="preserve">AGU </w:t>
-      </w:r>
-      <w:r>
-        <w:rPr>
-          <w:rFonts w:ascii="Palatino Linotype" w:hAnsi="Palatino Linotype" w:cs="Palatino Linotype"/>
-          <w:bCs/>
-          <w:sz w:val="21"/>
-          <w:szCs w:val="21"/>
-        </w:rPr>
-        <w:t xml:space="preserve">Fall Meeting </w:t>
-      </w:r>
-      <w:r>
-        <w:rPr>
-          <w:rFonts w:ascii="Palatino Linotype" w:hAnsi="Palatino Linotype" w:cs="Palatino Linotype" w:hint="eastAsia"/>
-          <w:bCs/>
-          <w:sz w:val="21"/>
-          <w:szCs w:val="21"/>
-        </w:rPr>
-        <w:t>202</w:t>
-      </w:r>
-      <w:r>
-        <w:rPr>
-          <w:rFonts w:ascii="Palatino Linotype" w:hAnsi="Palatino Linotype" w:cs="Palatino Linotype"/>
-          <w:bCs/>
-          <w:sz w:val="21"/>
-          <w:szCs w:val="21"/>
-        </w:rPr>
-        <w:t>4</w:t>
-      </w:r>
-      <w:r>
-        <w:rPr>
-          <w:rFonts w:ascii="Palatino Linotype" w:hAnsi="Palatino Linotype" w:cs="Palatino Linotype" w:hint="eastAsia"/>
-          <w:bCs/>
-          <w:sz w:val="21"/>
-          <w:szCs w:val="21"/>
-        </w:rPr>
-        <w:t xml:space="preserve">, </w:t>
-      </w:r>
-      <w:r>
-        <w:rPr>
-          <w:rFonts w:ascii="Palatino Linotype" w:hAnsi="Palatino Linotype" w:cs="Palatino Linotype"/>
-          <w:bCs/>
-          <w:sz w:val="21"/>
-          <w:szCs w:val="21"/>
-        </w:rPr>
-        <w:t>Washington D.C., Dec 2024</w:t>
+          <w:rFonts w:ascii="Palatino Linotype" w:hAnsi="Palatino Linotype" w:cs="Palatino Linotype"/>
+          <w:bCs/>
+          <w:sz w:val="21"/>
+          <w:szCs w:val="21"/>
+        </w:rPr>
+        <w:t>25</w:t>
+      </w:r>
+      <w:r>
+        <w:rPr>
+          <w:rFonts w:ascii="Palatino Linotype" w:hAnsi="Palatino Linotype" w:cs="Palatino Linotype"/>
+          <w:bCs/>
+          <w:sz w:val="21"/>
+          <w:szCs w:val="21"/>
+          <w:vertAlign w:val="superscript"/>
+        </w:rPr>
+        <w:t>th</w:t>
+      </w:r>
+      <w:r>
+        <w:rPr>
+          <w:rFonts w:ascii="Palatino Linotype" w:hAnsi="Palatino Linotype" w:cs="Palatino Linotype"/>
+          <w:bCs/>
+          <w:sz w:val="21"/>
+          <w:szCs w:val="21"/>
+        </w:rPr>
+        <w:t xml:space="preserve"> Atmospheric and Oceanic Fluid Dynamics Conference, Houston, TX, Jan 2026</w:t>
       </w:r>
     </w:p>
     <w:p>
@@ -3346,57 +3560,57 @@
       </w:pPr>
       <w:r>
         <w:rPr>
-          <w:rFonts w:ascii="Palatino Linotype" w:hAnsi="Palatino Linotype" w:cs="Palatino Linotype"/>
-          <w:bCs/>
-          <w:sz w:val="21"/>
-          <w:szCs w:val="21"/>
-        </w:rPr>
-        <w:t xml:space="preserve">Gordon Research Conference on Radiation and Climate, </w:t>
-      </w:r>
-      <w:r>
-        <w:rPr>
-          <w:rFonts w:ascii="Palatino Linotype" w:hAnsi="Palatino Linotype" w:cs="Palatino Linotype"/>
-          <w:bCs/>
-          <w:sz w:val="21"/>
-          <w:szCs w:val="21"/>
-        </w:rPr>
-        <w:t xml:space="preserve">Leviston, </w:t>
-      </w:r>
-      <w:r>
-        <w:rPr>
-          <w:rFonts w:ascii="Palatino Linotype" w:hAnsi="Palatino Linotype" w:cs="Palatino Linotype"/>
-          <w:bCs/>
-          <w:sz w:val="21"/>
-          <w:szCs w:val="21"/>
-        </w:rPr>
-        <w:t>Main</w:t>
-      </w:r>
-      <w:r>
-        <w:rPr>
-          <w:rFonts w:ascii="Palatino Linotype" w:hAnsi="Palatino Linotype" w:cs="Palatino Linotype"/>
-          <w:bCs/>
-          <w:sz w:val="21"/>
-          <w:szCs w:val="21"/>
-        </w:rPr>
-        <w:t>e, July 2023</w:t>
-      </w:r>
-      <w:r>
-        <w:rPr>
           <w:rFonts w:ascii="Palatino Linotype" w:hAnsi="Palatino Linotype" w:cs="Palatino Linotype" w:hint="eastAsia"/>
           <w:bCs/>
           <w:sz w:val="21"/>
           <w:szCs w:val="21"/>
         </w:rPr>
-        <w:t xml:space="preserve">                                      </w:t>
-      </w:r>
-      <w:r>
-        <w:rPr>
-          <w:rFonts w:ascii="Palatino Linotype" w:hAnsi="Palatino Linotype" w:cs="Palatino Linotype"/>
-          <w:bCs/>
-          <w:sz w:val="21"/>
-          <w:szCs w:val="21"/>
-        </w:rPr>
-        <w:t xml:space="preserve">              </w:t>
+        <w:t xml:space="preserve">AGU </w:t>
+      </w:r>
+      <w:r>
+        <w:rPr>
+          <w:rFonts w:ascii="Palatino Linotype" w:hAnsi="Palatino Linotype" w:cs="Palatino Linotype"/>
+          <w:bCs/>
+          <w:sz w:val="21"/>
+          <w:szCs w:val="21"/>
+        </w:rPr>
+        <w:t xml:space="preserve">Fall Meeting </w:t>
+      </w:r>
+      <w:r>
+        <w:rPr>
+          <w:rFonts w:ascii="Palatino Linotype" w:hAnsi="Palatino Linotype" w:cs="Palatino Linotype" w:hint="eastAsia"/>
+          <w:bCs/>
+          <w:sz w:val="21"/>
+          <w:szCs w:val="21"/>
+        </w:rPr>
+        <w:t>202</w:t>
+      </w:r>
+      <w:r>
+        <w:rPr>
+          <w:rFonts w:ascii="Palatino Linotype" w:hAnsi="Palatino Linotype" w:cs="Palatino Linotype"/>
+          <w:bCs/>
+          <w:sz w:val="21"/>
+          <w:szCs w:val="21"/>
+        </w:rPr>
+        <w:t>4</w:t>
+      </w:r>
+      <w:r>
+        <w:rPr>
+          <w:rFonts w:ascii="Palatino Linotype" w:hAnsi="Palatino Linotype" w:cs="Palatino Linotype" w:hint="eastAsia"/>
+          <w:bCs/>
+          <w:sz w:val="21"/>
+          <w:szCs w:val="21"/>
+        </w:rPr>
+        <w:t xml:space="preserve">, </w:t>
+      </w:r>
+      <w:r>
+        <w:rPr>
+          <w:rFonts w:ascii="Palatino Linotype" w:hAnsi="Palatino Linotype" w:cs="Palatino Linotype"/>
+          <w:bCs/>
+          <w:sz w:val="21"/>
+          <w:szCs w:val="21"/>
+        </w:rPr>
+        <w:t>Washington D.C., Dec 2024</w:t>
       </w:r>
     </w:p>
     <w:p>
@@ -3408,6 +3622,76 @@
         </w:numPr>
         <w:spacing w:after="0" w:line="240" w:lineRule="auto"/>
         <w:rPr>
+          <w:rFonts w:ascii="Palatino Linotype" w:hAnsi="Palatino Linotype" w:cs="Palatino Linotype"/>
+          <w:bCs/>
+          <w:sz w:val="21"/>
+          <w:szCs w:val="21"/>
+        </w:rPr>
+      </w:pPr>
+      <w:r>
+        <w:rPr>
+          <w:rFonts w:ascii="Palatino Linotype" w:hAnsi="Palatino Linotype" w:cs="Palatino Linotype"/>
+          <w:bCs/>
+          <w:sz w:val="21"/>
+          <w:szCs w:val="21"/>
+        </w:rPr>
+        <w:t xml:space="preserve">Gordon Research Conference on Radiation and Climate, </w:t>
+      </w:r>
+      <w:r>
+        <w:rPr>
+          <w:rFonts w:ascii="Palatino Linotype" w:hAnsi="Palatino Linotype" w:cs="Palatino Linotype"/>
+          <w:bCs/>
+          <w:sz w:val="21"/>
+          <w:szCs w:val="21"/>
+        </w:rPr>
+        <w:t xml:space="preserve">Leviston, </w:t>
+      </w:r>
+      <w:r>
+        <w:rPr>
+          <w:rFonts w:ascii="Palatino Linotype" w:hAnsi="Palatino Linotype" w:cs="Palatino Linotype"/>
+          <w:bCs/>
+          <w:sz w:val="21"/>
+          <w:szCs w:val="21"/>
+        </w:rPr>
+        <w:t>Main</w:t>
+      </w:r>
+      <w:r>
+        <w:rPr>
+          <w:rFonts w:ascii="Palatino Linotype" w:hAnsi="Palatino Linotype" w:cs="Palatino Linotype"/>
+          <w:bCs/>
+          <w:sz w:val="21"/>
+          <w:szCs w:val="21"/>
+        </w:rPr>
+        <w:t>e, July 2023</w:t>
+      </w:r>
+      <w:r>
+        <w:rPr>
+          <w:rFonts w:ascii="Palatino Linotype" w:hAnsi="Palatino Linotype" w:cs="Palatino Linotype" w:hint="eastAsia"/>
+          <w:bCs/>
+          <w:sz w:val="21"/>
+          <w:szCs w:val="21"/>
+        </w:rPr>
+        <w:t xml:space="preserve">                                      </w:t>
+      </w:r>
+      <w:r>
+        <w:rPr>
+          <w:rFonts w:ascii="Palatino Linotype" w:hAnsi="Palatino Linotype" w:cs="Palatino Linotype"/>
+          <w:bCs/>
+          <w:sz w:val="21"/>
+          <w:szCs w:val="21"/>
+        </w:rPr>
+        <w:t xml:space="preserve">              </w:t>
+      </w:r>
+    </w:p>
+    <w:p>
+      <w:pPr>
+        <w:pStyle w:val="ListParagraph"/>
+        <w:numPr>
+          <w:ilvl w:val="0"/>
+          <w:numId w:val="8"/>
+        </w:numPr>
+        <w:spacing w:after="0" w:line="240" w:lineRule="auto"/>
+        <w:rPr>
           <w:rFonts w:ascii="Palatino Linotype" w:eastAsia="SimSun" w:hAnsi="Palatino Linotype" w:cs="Palatino Linotype"/>
           <w:bCs/>
           <w:sz w:val="21"/>
@@ -3708,7 +3992,16 @@
           <w:sz w:val="21"/>
           <w:szCs w:val="21"/>
         </w:rPr>
-        <w:t xml:space="preserve"> Rossby</w:t>
+        <w:t xml:space="preserve"> </w:t>
+      </w:r>
+      <w:proofErr w:type="spellStart"/>
+      <w:r>
+        <w:rPr>
+          <w:rFonts w:ascii="Palatino Linotype" w:hAnsi="Palatino Linotype" w:cs="Palatino Linotype"/>
+          <w:sz w:val="21"/>
+          <w:szCs w:val="21"/>
+        </w:rPr>
+        <w:t>Rossby</w:t>
       </w:r>
       <w:r>
         <w:rPr>
@@ -3726,6 +4019,7 @@
         </w:rPr>
         <w:t>alooza</w:t>
       </w:r>
+      <w:proofErr w:type="spellEnd"/>
       <w:r>
         <w:rPr>
           <w:rFonts w:ascii="Palatino Linotype" w:hAnsi="Palatino Linotype" w:cs="Palatino Linotype"/>
@@ -4137,7 +4431,25 @@
           <w:sz w:val="21"/>
           <w:szCs w:val="21"/>
         </w:rPr>
-        <w:t>Organizer of the 2025-2026 “climate chedann” weekly climate dynamics seminar among ~500 scholars</w:t>
+        <w:t xml:space="preserve">Organizer of the 2025-2026 “climate </w:t>
+      </w:r>
+      <w:proofErr w:type="spellStart"/>
+      <w:r>
+        <w:rPr>
+          <w:rFonts w:ascii="Palatino Linotype" w:hAnsi="Palatino Linotype" w:cs="Palatino Linotype"/>
+          <w:sz w:val="21"/>
+          <w:szCs w:val="21"/>
+        </w:rPr>
+        <w:t>chedann</w:t>
+      </w:r>
+      <w:proofErr w:type="spellEnd"/>
+      <w:r>
+        <w:rPr>
+          <w:rFonts w:ascii="Palatino Linotype" w:hAnsi="Palatino Linotype" w:cs="Palatino Linotype"/>
+          <w:sz w:val="21"/>
+          <w:szCs w:val="21"/>
+        </w:rPr>
+        <w:t>” weekly climate dynamics seminar among ~500 scholars</w:t>
       </w:r>
     </w:p>
     <w:p>
